--- a/Milestone 3/PlanoDeTestes.docx
+++ b/Milestone 3/PlanoDeTestes.docx
@@ -56,7 +56,7 @@
                         </a:ln>
                         <a:extLst>
                           <a:ext uri="{909E8E84-426E-40dd-AFC4-6F175D3DCCD1}">
-                            <a14:hiddenFill xmlns="" xmlns:mo="http://schemas.microsoft.com/office/mac/office/2008/main" xmlns:mv="urn:schemas-microsoft-com:mac:vml" xmlns:o="urn:schemas-microsoft-com:office:office" xmlns:v="urn:schemas-microsoft-com:vml" xmlns:w10="urn:schemas-microsoft-com:office:word" xmlns:w="http://schemas.openxmlformats.org/wordprocessingml/2006/main" xmlns:a14="http://schemas.microsoft.com/office/drawing/2010/main">
+                            <a14:hiddenFill xmlns:a14="http://schemas.microsoft.com/office/drawing/2010/main" xmlns:w="http://schemas.openxmlformats.org/wordprocessingml/2006/main" xmlns:w10="urn:schemas-microsoft-com:office:word" xmlns:v="urn:schemas-microsoft-com:vml" xmlns:o="urn:schemas-microsoft-com:office:office" xmlns:mv="urn:schemas-microsoft-com:mac:vml" xmlns:mo="http://schemas.microsoft.com/office/mac/office/2008/main" xmlns="">
                               <a:solidFill>
                                 <a:srgbClr val="FFFFFF"/>
                               </a:solidFill>
@@ -137,14 +137,14 @@
                         </a:ln>
                         <a:extLst>
                           <a:ext uri="{909E8E84-426E-40dd-AFC4-6F175D3DCCD1}">
-                            <a14:hiddenFill xmlns="" xmlns:mo="http://schemas.microsoft.com/office/mac/office/2008/main" xmlns:mv="urn:schemas-microsoft-com:mac:vml" xmlns:o="urn:schemas-microsoft-com:office:office" xmlns:v="urn:schemas-microsoft-com:vml" xmlns:w10="urn:schemas-microsoft-com:office:word" xmlns:w="http://schemas.openxmlformats.org/wordprocessingml/2006/main" xmlns:a14="http://schemas.microsoft.com/office/drawing/2010/main">
+                            <a14:hiddenFill xmlns:a14="http://schemas.microsoft.com/office/drawing/2010/main" xmlns:w="http://schemas.openxmlformats.org/wordprocessingml/2006/main" xmlns:w10="urn:schemas-microsoft-com:office:word" xmlns:v="urn:schemas-microsoft-com:vml" xmlns:o="urn:schemas-microsoft-com:office:office" xmlns:mv="urn:schemas-microsoft-com:mac:vml" xmlns:mo="http://schemas.microsoft.com/office/mac/office/2008/main" xmlns="">
                               <a:solidFill>
                                 <a:srgbClr val="FFFFFF"/>
                               </a:solidFill>
                             </a14:hiddenFill>
                           </a:ext>
                           <a:ext uri="{91240B29-F687-4f45-9708-019B960494DF}">
-                            <a14:hiddenLine xmlns="" xmlns:mo="http://schemas.microsoft.com/office/mac/office/2008/main" xmlns:mv="urn:schemas-microsoft-com:mac:vml" xmlns:o="urn:schemas-microsoft-com:office:office" xmlns:v="urn:schemas-microsoft-com:vml" xmlns:w10="urn:schemas-microsoft-com:office:word" xmlns:w="http://schemas.openxmlformats.org/wordprocessingml/2006/main" xmlns:a14="http://schemas.microsoft.com/office/drawing/2010/main" w="9525">
+                            <a14:hiddenLine xmlns:a14="http://schemas.microsoft.com/office/drawing/2010/main" xmlns:w="http://schemas.openxmlformats.org/wordprocessingml/2006/main" xmlns:w10="urn:schemas-microsoft-com:office:word" xmlns:v="urn:schemas-microsoft-com:vml" xmlns:o="urn:schemas-microsoft-com:office:office" xmlns:mv="urn:schemas-microsoft-com:mac:vml" xmlns:mo="http://schemas.microsoft.com/office/mac/office/2008/main" xmlns="" w="9525">
                               <a:solidFill>
                                 <a:srgbClr val="000000"/>
                               </a:solidFill>
@@ -339,14 +339,14 @@
                         </a:ln>
                         <a:extLst>
                           <a:ext uri="{909E8E84-426E-40dd-AFC4-6F175D3DCCD1}">
-                            <a14:hiddenFill xmlns="" xmlns:mo="http://schemas.microsoft.com/office/mac/office/2008/main" xmlns:mv="urn:schemas-microsoft-com:mac:vml" xmlns:o="urn:schemas-microsoft-com:office:office" xmlns:v="urn:schemas-microsoft-com:vml" xmlns:w10="urn:schemas-microsoft-com:office:word" xmlns:w="http://schemas.openxmlformats.org/wordprocessingml/2006/main" xmlns:a14="http://schemas.microsoft.com/office/drawing/2010/main">
+                            <a14:hiddenFill xmlns:a14="http://schemas.microsoft.com/office/drawing/2010/main" xmlns:w="http://schemas.openxmlformats.org/wordprocessingml/2006/main" xmlns:w10="urn:schemas-microsoft-com:office:word" xmlns:v="urn:schemas-microsoft-com:vml" xmlns:o="urn:schemas-microsoft-com:office:office" xmlns:mv="urn:schemas-microsoft-com:mac:vml" xmlns:mo="http://schemas.microsoft.com/office/mac/office/2008/main" xmlns="">
                               <a:solidFill>
                                 <a:srgbClr val="FFFFFF"/>
                               </a:solidFill>
                             </a14:hiddenFill>
                           </a:ext>
                           <a:ext uri="{91240B29-F687-4f45-9708-019B960494DF}">
-                            <a14:hiddenLine xmlns="" xmlns:mo="http://schemas.microsoft.com/office/mac/office/2008/main" xmlns:mv="urn:schemas-microsoft-com:mac:vml" xmlns:o="urn:schemas-microsoft-com:office:office" xmlns:v="urn:schemas-microsoft-com:vml" xmlns:w10="urn:schemas-microsoft-com:office:word" xmlns:w="http://schemas.openxmlformats.org/wordprocessingml/2006/main" xmlns:a14="http://schemas.microsoft.com/office/drawing/2010/main" w="9525">
+                            <a14:hiddenLine xmlns:a14="http://schemas.microsoft.com/office/drawing/2010/main" xmlns:w="http://schemas.openxmlformats.org/wordprocessingml/2006/main" xmlns:w10="urn:schemas-microsoft-com:office:word" xmlns:v="urn:schemas-microsoft-com:vml" xmlns:o="urn:schemas-microsoft-com:office:office" xmlns:mv="urn:schemas-microsoft-com:mac:vml" xmlns:mo="http://schemas.microsoft.com/office/mac/office/2008/main" xmlns="" w="9525">
                               <a:solidFill>
                                 <a:srgbClr val="000000"/>
                               </a:solidFill>
@@ -519,14 +519,14 @@
                         </a:ln>
                         <a:extLst>
                           <a:ext uri="{909E8E84-426E-40dd-AFC4-6F175D3DCCD1}">
-                            <a14:hiddenFill xmlns="" xmlns:mo="http://schemas.microsoft.com/office/mac/office/2008/main" xmlns:mv="urn:schemas-microsoft-com:mac:vml" xmlns:o="urn:schemas-microsoft-com:office:office" xmlns:v="urn:schemas-microsoft-com:vml" xmlns:w10="urn:schemas-microsoft-com:office:word" xmlns:w="http://schemas.openxmlformats.org/wordprocessingml/2006/main" xmlns:a14="http://schemas.microsoft.com/office/drawing/2010/main">
+                            <a14:hiddenFill xmlns:a14="http://schemas.microsoft.com/office/drawing/2010/main" xmlns:w="http://schemas.openxmlformats.org/wordprocessingml/2006/main" xmlns:w10="urn:schemas-microsoft-com:office:word" xmlns:v="urn:schemas-microsoft-com:vml" xmlns:o="urn:schemas-microsoft-com:office:office" xmlns:mv="urn:schemas-microsoft-com:mac:vml" xmlns:mo="http://schemas.microsoft.com/office/mac/office/2008/main" xmlns="">
                               <a:solidFill>
                                 <a:srgbClr val="FFFFFF"/>
                               </a:solidFill>
                             </a14:hiddenFill>
                           </a:ext>
                           <a:ext uri="{91240B29-F687-4f45-9708-019B960494DF}">
-                            <a14:hiddenLine xmlns="" xmlns:mo="http://schemas.microsoft.com/office/mac/office/2008/main" xmlns:mv="urn:schemas-microsoft-com:mac:vml" xmlns:o="urn:schemas-microsoft-com:office:office" xmlns:v="urn:schemas-microsoft-com:vml" xmlns:w10="urn:schemas-microsoft-com:office:word" xmlns:w="http://schemas.openxmlformats.org/wordprocessingml/2006/main" xmlns:a14="http://schemas.microsoft.com/office/drawing/2010/main" w="9525">
+                            <a14:hiddenLine xmlns:a14="http://schemas.microsoft.com/office/drawing/2010/main" xmlns:w="http://schemas.openxmlformats.org/wordprocessingml/2006/main" xmlns:w10="urn:schemas-microsoft-com:office:word" xmlns:v="urn:schemas-microsoft-com:vml" xmlns:o="urn:schemas-microsoft-com:office:office" xmlns:mv="urn:schemas-microsoft-com:mac:vml" xmlns:mo="http://schemas.microsoft.com/office/mac/office/2008/main" xmlns="" w="9525">
                               <a:solidFill>
                                 <a:srgbClr val="000000"/>
                               </a:solidFill>
@@ -541,10 +541,7 @@
                         <w:txbxContent>
                           <w:p>
                             <w:r>
-                              <w:t xml:space="preserve">Guilherme </w:t>
-                            </w:r>
-                            <w:r>
-                              <w:t>Barreiro – 8220849</w:t>
+                              <w:t>Guilherme Barreiro – 8220849</w:t>
                             </w:r>
                           </w:p>
                           <w:p>
@@ -648,6 +645,15 @@
     </w:p>
     <w:sdt>
       <w:sdtPr>
+        <w:rPr>
+          <w:rFonts w:asciiTheme="minorHAnsi" w:eastAsiaTheme="minorHAnsi" w:hAnsiTheme="minorHAnsi" w:cstheme="minorBidi"/>
+          <w:color w:val="auto"/>
+          <w:kern w:val="2"/>
+          <w:sz w:val="24"/>
+          <w:szCs w:val="24"/>
+          <w:lang w:val="pt-PT"/>
+          <w14:ligatures w14:val="standardContextual"/>
+        </w:rPr>
         <w:id w:val="79338002"/>
         <w:docPartObj>
           <w:docPartGallery w:val="Table of Contents"/>
@@ -656,22 +662,15 @@
       </w:sdtPr>
       <w:sdtEndPr>
         <w:rPr>
-          <w:rFonts w:asciiTheme="minorHAnsi" w:eastAsiaTheme="minorHAnsi" w:hAnsiTheme="minorHAnsi" w:cstheme="minorBidi"/>
           <w:b/>
           <w:bCs/>
           <w:noProof/>
-          <w:color w:val="auto"/>
-          <w:kern w:val="2"/>
-          <w:sz w:val="24"/>
-          <w:szCs w:val="24"/>
-          <w:lang w:val="pt-PT"/>
-          <w14:ligatures w14:val="standardContextual"/>
         </w:rPr>
       </w:sdtEndPr>
       <w:sdtContent>
         <w:p>
           <w:pPr>
-            <w:pStyle w:val="TOCHeading"/>
+            <w:pStyle w:val="Cabealhodondice"/>
           </w:pPr>
           <w:r>
             <w:t>Índice:</w:t>
@@ -679,7 +678,7 @@
         </w:p>
         <w:p>
           <w:pPr>
-            <w:pStyle w:val="TOC1"/>
+            <w:pStyle w:val="ndice1"/>
             <w:tabs>
               <w:tab w:val="right" w:leader="dot" w:pos="8494"/>
             </w:tabs>
@@ -701,7 +700,7 @@
           <w:hyperlink w:anchor="_Toc210846326" w:history="1">
             <w:r>
               <w:rPr>
-                <w:rStyle w:val="Hyperlink"/>
+                <w:rStyle w:val="Hiperligao"/>
                 <w:noProof/>
               </w:rPr>
               <w:t>Introdução</w:t>
@@ -758,7 +757,7 @@
         </w:p>
         <w:p>
           <w:pPr>
-            <w:pStyle w:val="TOC2"/>
+            <w:pStyle w:val="ndice2"/>
             <w:tabs>
               <w:tab w:val="right" w:leader="dot" w:pos="8494"/>
             </w:tabs>
@@ -771,7 +770,7 @@
           <w:hyperlink w:anchor="_Toc210846327" w:history="1">
             <w:r>
               <w:rPr>
-                <w:rStyle w:val="Hyperlink"/>
+                <w:rStyle w:val="Hiperligao"/>
                 <w:noProof/>
               </w:rPr>
               <w:t>Objetivo do documento</w:t>
@@ -828,7 +827,7 @@
         </w:p>
         <w:p>
           <w:pPr>
-            <w:pStyle w:val="TOC2"/>
+            <w:pStyle w:val="ndice2"/>
             <w:tabs>
               <w:tab w:val="right" w:leader="dot" w:pos="8494"/>
             </w:tabs>
@@ -841,7 +840,7 @@
           <w:hyperlink w:anchor="_Toc210846328" w:history="1">
             <w:r>
               <w:rPr>
-                <w:rStyle w:val="Hyperlink"/>
+                <w:rStyle w:val="Hiperligao"/>
                 <w:noProof/>
               </w:rPr>
               <w:t>Contexto do produto</w:t>
@@ -898,7 +897,7 @@
         </w:p>
         <w:p>
           <w:pPr>
-            <w:pStyle w:val="TOC2"/>
+            <w:pStyle w:val="ndice2"/>
             <w:tabs>
               <w:tab w:val="right" w:leader="dot" w:pos="8494"/>
             </w:tabs>
@@ -911,7 +910,7 @@
           <w:hyperlink w:anchor="_Toc210846329" w:history="1">
             <w:r>
               <w:rPr>
-                <w:rStyle w:val="Hyperlink"/>
+                <w:rStyle w:val="Hiperligao"/>
                 <w:noProof/>
               </w:rPr>
               <w:t>Ambito dos testes</w:t>
@@ -968,7 +967,7 @@
         </w:p>
         <w:p>
           <w:pPr>
-            <w:pStyle w:val="TOC1"/>
+            <w:pStyle w:val="ndice1"/>
             <w:tabs>
               <w:tab w:val="right" w:leader="dot" w:pos="8494"/>
             </w:tabs>
@@ -981,7 +980,7 @@
           <w:hyperlink w:anchor="_Toc210846330" w:history="1">
             <w:r>
               <w:rPr>
-                <w:rStyle w:val="Hyperlink"/>
+                <w:rStyle w:val="Hiperligao"/>
                 <w:noProof/>
               </w:rPr>
               <w:t>Itens a testar</w:t>
@@ -1038,7 +1037,7 @@
         </w:p>
         <w:p>
           <w:pPr>
-            <w:pStyle w:val="TOC2"/>
+            <w:pStyle w:val="ndice2"/>
             <w:tabs>
               <w:tab w:val="right" w:leader="dot" w:pos="8494"/>
             </w:tabs>
@@ -1051,7 +1050,7 @@
           <w:hyperlink w:anchor="_Toc210846331" w:history="1">
             <w:r>
               <w:rPr>
-                <w:rStyle w:val="Hyperlink"/>
+                <w:rStyle w:val="Hiperligao"/>
                 <w:noProof/>
               </w:rPr>
               <w:t>Backend (API)</w:t>
@@ -1108,7 +1107,7 @@
         </w:p>
         <w:p>
           <w:pPr>
-            <w:pStyle w:val="TOC2"/>
+            <w:pStyle w:val="ndice2"/>
             <w:tabs>
               <w:tab w:val="right" w:leader="dot" w:pos="8494"/>
             </w:tabs>
@@ -1121,7 +1120,7 @@
           <w:hyperlink w:anchor="_Toc210846332" w:history="1">
             <w:r>
               <w:rPr>
-                <w:rStyle w:val="Hyperlink"/>
+                <w:rStyle w:val="Hiperligao"/>
                 <w:noProof/>
               </w:rPr>
               <w:t>Mobile/web (cliente)</w:t>
@@ -1178,7 +1177,7 @@
         </w:p>
         <w:p>
           <w:pPr>
-            <w:pStyle w:val="TOC2"/>
+            <w:pStyle w:val="ndice2"/>
             <w:tabs>
               <w:tab w:val="right" w:leader="dot" w:pos="8494"/>
             </w:tabs>
@@ -1191,7 +1190,7 @@
           <w:hyperlink w:anchor="_Toc210846333" w:history="1">
             <w:r>
               <w:rPr>
-                <w:rStyle w:val="Hyperlink"/>
+                <w:rStyle w:val="Hiperligao"/>
                 <w:noProof/>
               </w:rPr>
               <w:t>Web (admin)</w:t>
@@ -1248,7 +1247,7 @@
         </w:p>
         <w:p>
           <w:pPr>
-            <w:pStyle w:val="TOC2"/>
+            <w:pStyle w:val="ndice2"/>
             <w:tabs>
               <w:tab w:val="right" w:leader="dot" w:pos="8494"/>
             </w:tabs>
@@ -1261,7 +1260,7 @@
           <w:hyperlink w:anchor="_Toc210846334" w:history="1">
             <w:r>
               <w:rPr>
-                <w:rStyle w:val="Hyperlink"/>
+                <w:rStyle w:val="Hiperligao"/>
                 <w:noProof/>
                 <w:lang w:val="en-US"/>
               </w:rPr>
@@ -1319,7 +1318,7 @@
         </w:p>
         <w:p>
           <w:pPr>
-            <w:pStyle w:val="TOC1"/>
+            <w:pStyle w:val="ndice1"/>
             <w:tabs>
               <w:tab w:val="right" w:leader="dot" w:pos="8494"/>
             </w:tabs>
@@ -1332,7 +1331,7 @@
           <w:hyperlink w:anchor="_Toc210846335" w:history="1">
             <w:r>
               <w:rPr>
-                <w:rStyle w:val="Hyperlink"/>
+                <w:rStyle w:val="Hiperligao"/>
                 <w:noProof/>
               </w:rPr>
               <w:t>Itens fora do Âmbito</w:t>
@@ -1389,7 +1388,7 @@
         </w:p>
         <w:p>
           <w:pPr>
-            <w:pStyle w:val="TOC2"/>
+            <w:pStyle w:val="ndice2"/>
             <w:tabs>
               <w:tab w:val="right" w:leader="dot" w:pos="8494"/>
             </w:tabs>
@@ -1402,14 +1401,14 @@
           <w:hyperlink w:anchor="_Toc210846336" w:history="1">
             <w:r>
               <w:rPr>
-                <w:rStyle w:val="Hyperlink"/>
+                <w:rStyle w:val="Hiperligao"/>
                 <w:noProof/>
               </w:rPr>
               <w:t>Funcionalidades</w:t>
             </w:r>
             <w:r>
               <w:rPr>
-                <w:rStyle w:val="Hyperlink"/>
+                <w:rStyle w:val="Hiperligao"/>
                 <w:b/>
                 <w:bCs/>
                 <w:noProof/>
@@ -1418,7 +1417,7 @@
             </w:r>
             <w:r>
               <w:rPr>
-                <w:rStyle w:val="Hyperlink"/>
+                <w:rStyle w:val="Hiperligao"/>
                 <w:noProof/>
               </w:rPr>
               <w:t>Excluídas</w:t>
@@ -1475,7 +1474,7 @@
         </w:p>
         <w:p>
           <w:pPr>
-            <w:pStyle w:val="TOC2"/>
+            <w:pStyle w:val="ndice2"/>
             <w:tabs>
               <w:tab w:val="right" w:leader="dot" w:pos="8494"/>
             </w:tabs>
@@ -1488,7 +1487,7 @@
           <w:hyperlink w:anchor="_Toc210846337" w:history="1">
             <w:r>
               <w:rPr>
-                <w:rStyle w:val="Hyperlink"/>
+                <w:rStyle w:val="Hiperligao"/>
                 <w:noProof/>
               </w:rPr>
               <w:t>Restrições Associadas</w:t>
@@ -1545,7 +1544,7 @@
         </w:p>
         <w:p>
           <w:pPr>
-            <w:pStyle w:val="TOC1"/>
+            <w:pStyle w:val="ndice1"/>
             <w:tabs>
               <w:tab w:val="right" w:leader="dot" w:pos="8494"/>
             </w:tabs>
@@ -1558,7 +1557,7 @@
           <w:hyperlink w:anchor="_Toc210846338" w:history="1">
             <w:r>
               <w:rPr>
-                <w:rStyle w:val="Hyperlink"/>
+                <w:rStyle w:val="Hiperligao"/>
                 <w:noProof/>
               </w:rPr>
               <w:t>Estratégia de Testes</w:t>
@@ -1615,7 +1614,7 @@
         </w:p>
         <w:p>
           <w:pPr>
-            <w:pStyle w:val="TOC2"/>
+            <w:pStyle w:val="ndice2"/>
             <w:tabs>
               <w:tab w:val="right" w:leader="dot" w:pos="8494"/>
             </w:tabs>
@@ -1628,7 +1627,7 @@
           <w:hyperlink w:anchor="_Toc210846339" w:history="1">
             <w:r>
               <w:rPr>
-                <w:rStyle w:val="Hyperlink"/>
+                <w:rStyle w:val="Hiperligao"/>
                 <w:noProof/>
               </w:rPr>
               <w:t>Abordagem Geral</w:t>
@@ -1685,7 +1684,7 @@
         </w:p>
         <w:p>
           <w:pPr>
-            <w:pStyle w:val="TOC2"/>
+            <w:pStyle w:val="ndice2"/>
             <w:tabs>
               <w:tab w:val="right" w:leader="dot" w:pos="8494"/>
             </w:tabs>
@@ -1698,7 +1697,7 @@
           <w:hyperlink w:anchor="_Toc210846340" w:history="1">
             <w:r>
               <w:rPr>
-                <w:rStyle w:val="Hyperlink"/>
+                <w:rStyle w:val="Hiperligao"/>
                 <w:noProof/>
               </w:rPr>
               <w:t>Tipos de testes</w:t>
@@ -1755,7 +1754,7 @@
         </w:p>
         <w:p>
           <w:pPr>
-            <w:pStyle w:val="TOC1"/>
+            <w:pStyle w:val="ndice1"/>
             <w:tabs>
               <w:tab w:val="right" w:leader="dot" w:pos="8494"/>
             </w:tabs>
@@ -1768,7 +1767,7 @@
           <w:hyperlink w:anchor="_Toc210846341" w:history="1">
             <w:r>
               <w:rPr>
-                <w:rStyle w:val="Hyperlink"/>
+                <w:rStyle w:val="Hiperligao"/>
                 <w:noProof/>
               </w:rPr>
               <w:t>Critérios de aceitação</w:t>
@@ -1825,7 +1824,7 @@
         </w:p>
         <w:p>
           <w:pPr>
-            <w:pStyle w:val="TOC2"/>
+            <w:pStyle w:val="ndice2"/>
             <w:tabs>
               <w:tab w:val="right" w:leader="dot" w:pos="8494"/>
             </w:tabs>
@@ -1838,7 +1837,7 @@
           <w:hyperlink w:anchor="_Toc210846342" w:history="1">
             <w:r>
               <w:rPr>
-                <w:rStyle w:val="Hyperlink"/>
+                <w:rStyle w:val="Hiperligao"/>
                 <w:noProof/>
               </w:rPr>
               <w:t>Critérios de Aceitação por Teste</w:t>
@@ -1895,7 +1894,7 @@
         </w:p>
         <w:p>
           <w:pPr>
-            <w:pStyle w:val="TOC2"/>
+            <w:pStyle w:val="ndice2"/>
             <w:tabs>
               <w:tab w:val="right" w:leader="dot" w:pos="8494"/>
             </w:tabs>
@@ -1908,7 +1907,7 @@
           <w:hyperlink w:anchor="_Toc210846343" w:history="1">
             <w:r>
               <w:rPr>
-                <w:rStyle w:val="Hyperlink"/>
+                <w:rStyle w:val="Hiperligao"/>
                 <w:noProof/>
               </w:rPr>
               <w:t>Critérios de Saída Gerais</w:t>
@@ -1965,7 +1964,7 @@
         </w:p>
         <w:p>
           <w:pPr>
-            <w:pStyle w:val="TOC1"/>
+            <w:pStyle w:val="ndice1"/>
             <w:tabs>
               <w:tab w:val="right" w:leader="dot" w:pos="8494"/>
             </w:tabs>
@@ -1978,7 +1977,7 @@
           <w:hyperlink w:anchor="_Toc210846344" w:history="1">
             <w:r>
               <w:rPr>
-                <w:rStyle w:val="Hyperlink"/>
+                <w:rStyle w:val="Hiperligao"/>
                 <w:noProof/>
               </w:rPr>
               <w:t>Recursos e Ferramentas</w:t>
@@ -2035,7 +2034,7 @@
         </w:p>
         <w:p>
           <w:pPr>
-            <w:pStyle w:val="TOC2"/>
+            <w:pStyle w:val="ndice2"/>
             <w:tabs>
               <w:tab w:val="right" w:leader="dot" w:pos="8494"/>
             </w:tabs>
@@ -2048,7 +2047,7 @@
           <w:hyperlink w:anchor="_Toc210846345" w:history="1">
             <w:r>
               <w:rPr>
-                <w:rStyle w:val="Hyperlink"/>
+                <w:rStyle w:val="Hiperligao"/>
                 <w:noProof/>
               </w:rPr>
               <w:t>Recursos Humanos</w:t>
@@ -2105,7 +2104,7 @@
         </w:p>
         <w:p>
           <w:pPr>
-            <w:pStyle w:val="TOC2"/>
+            <w:pStyle w:val="ndice2"/>
             <w:tabs>
               <w:tab w:val="right" w:leader="dot" w:pos="8494"/>
             </w:tabs>
@@ -2118,7 +2117,7 @@
           <w:hyperlink w:anchor="_Toc210846346" w:history="1">
             <w:r>
               <w:rPr>
-                <w:rStyle w:val="Hyperlink"/>
+                <w:rStyle w:val="Hiperligao"/>
                 <w:noProof/>
               </w:rPr>
               <w:t>Ambiente de testes</w:t>
@@ -2175,7 +2174,7 @@
         </w:p>
         <w:p>
           <w:pPr>
-            <w:pStyle w:val="TOC2"/>
+            <w:pStyle w:val="ndice2"/>
             <w:tabs>
               <w:tab w:val="right" w:leader="dot" w:pos="8494"/>
             </w:tabs>
@@ -2188,7 +2187,7 @@
           <w:hyperlink w:anchor="_Toc210846347" w:history="1">
             <w:r>
               <w:rPr>
-                <w:rStyle w:val="Hyperlink"/>
+                <w:rStyle w:val="Hiperligao"/>
                 <w:noProof/>
               </w:rPr>
               <w:t>Ferramentas para testes</w:t>
@@ -2245,7 +2244,7 @@
         </w:p>
         <w:p>
           <w:pPr>
-            <w:pStyle w:val="TOC1"/>
+            <w:pStyle w:val="ndice1"/>
             <w:tabs>
               <w:tab w:val="right" w:leader="dot" w:pos="8494"/>
             </w:tabs>
@@ -2258,7 +2257,7 @@
           <w:hyperlink w:anchor="_Toc210846348" w:history="1">
             <w:r>
               <w:rPr>
-                <w:rStyle w:val="Hyperlink"/>
+                <w:rStyle w:val="Hiperligao"/>
                 <w:noProof/>
               </w:rPr>
               <w:t>Cronograma de Testes</w:t>
@@ -2315,7 +2314,7 @@
         </w:p>
         <w:p>
           <w:pPr>
-            <w:pStyle w:val="TOC2"/>
+            <w:pStyle w:val="ndice2"/>
             <w:tabs>
               <w:tab w:val="right" w:leader="dot" w:pos="8494"/>
             </w:tabs>
@@ -2328,7 +2327,7 @@
           <w:hyperlink w:anchor="_Toc210846349" w:history="1">
             <w:r>
               <w:rPr>
-                <w:rStyle w:val="Hyperlink"/>
+                <w:rStyle w:val="Hiperligao"/>
                 <w:noProof/>
               </w:rPr>
               <w:t>Fases Principais</w:t>
@@ -2385,7 +2384,7 @@
         </w:p>
         <w:p>
           <w:pPr>
-            <w:pStyle w:val="TOC2"/>
+            <w:pStyle w:val="ndice2"/>
             <w:tabs>
               <w:tab w:val="right" w:leader="dot" w:pos="8494"/>
             </w:tabs>
@@ -2398,7 +2397,7 @@
           <w:hyperlink w:anchor="_Toc210846350" w:history="1">
             <w:r>
               <w:rPr>
-                <w:rStyle w:val="Hyperlink"/>
+                <w:rStyle w:val="Hiperligao"/>
                 <w:noProof/>
               </w:rPr>
               <w:t>Testes Contínuos</w:t>
@@ -2455,7 +2454,7 @@
         </w:p>
         <w:p>
           <w:pPr>
-            <w:pStyle w:val="TOC2"/>
+            <w:pStyle w:val="ndice2"/>
             <w:tabs>
               <w:tab w:val="right" w:leader="dot" w:pos="8494"/>
             </w:tabs>
@@ -2468,7 +2467,7 @@
           <w:hyperlink w:anchor="_Toc210846351" w:history="1">
             <w:r>
               <w:rPr>
-                <w:rStyle w:val="Hyperlink"/>
+                <w:rStyle w:val="Hiperligao"/>
                 <w:noProof/>
               </w:rPr>
               <w:t>Testes Funcionais e de Sistema</w:t>
@@ -2525,7 +2524,7 @@
         </w:p>
         <w:p>
           <w:pPr>
-            <w:pStyle w:val="TOC2"/>
+            <w:pStyle w:val="ndice2"/>
             <w:tabs>
               <w:tab w:val="right" w:leader="dot" w:pos="8494"/>
             </w:tabs>
@@ -2538,7 +2537,7 @@
           <w:hyperlink w:anchor="_Toc210846352" w:history="1">
             <w:r>
               <w:rPr>
-                <w:rStyle w:val="Hyperlink"/>
+                <w:rStyle w:val="Hiperligao"/>
                 <w:noProof/>
               </w:rPr>
               <w:t>Testes de Regressão e Encerramento</w:t>
@@ -2595,7 +2594,7 @@
         </w:p>
         <w:p>
           <w:pPr>
-            <w:pStyle w:val="TOC2"/>
+            <w:pStyle w:val="ndice2"/>
             <w:tabs>
               <w:tab w:val="right" w:leader="dot" w:pos="8494"/>
             </w:tabs>
@@ -2608,7 +2607,7 @@
           <w:hyperlink w:anchor="_Toc210846353" w:history="1">
             <w:r>
               <w:rPr>
-                <w:rStyle w:val="Hyperlink"/>
+                <w:rStyle w:val="Hiperligao"/>
                 <w:noProof/>
               </w:rPr>
               <w:t>Dependências entre Testes</w:t>
@@ -2677,13 +2676,13 @@
     </w:sdt>
     <w:p>
       <w:pPr>
-        <w:pStyle w:val="Heading1"/>
+        <w:pStyle w:val="Ttulo1"/>
         <w:rPr>
           <w:sz w:val="48"/>
           <w:szCs w:val="48"/>
         </w:rPr>
       </w:pPr>
-      <w:bookmarkStart w:id="2" w:name="_Toc210846326"/>
+      <w:bookmarkStart w:id="1" w:name="_Toc210846326"/>
       <w:r>
         <w:rPr>
           <w:sz w:val="48"/>
@@ -2692,41 +2691,41 @@
         <w:lastRenderedPageBreak/>
         <w:t>Introdução</w:t>
       </w:r>
+      <w:bookmarkEnd w:id="1"/>
+    </w:p>
+    <w:p>
+      <w:pPr>
+        <w:pStyle w:val="Ttulo2"/>
+      </w:pPr>
+      <w:bookmarkStart w:id="2" w:name="_Toc210846327"/>
+      <w:r>
+        <w:t>Objetivo do documento</w:t>
+      </w:r>
       <w:bookmarkEnd w:id="2"/>
     </w:p>
     <w:p>
-      <w:pPr>
-        <w:pStyle w:val="Heading2"/>
-      </w:pPr>
-      <w:bookmarkStart w:id="3" w:name="_Toc210846327"/>
-      <w:r>
-        <w:t>Objetivo do documento</w:t>
+      <w:r>
+        <w:t>Este Plano de Testes define a abordagem, o âmbito e os critérios para a verificação e validação do sistema "Consulta+". Especifica o que será testado, como será testado, quem executa os testes e quais os critérios de sucesso. Serve de base para planear e executar os testes ao longo do desenvolvimento.</w:t>
+      </w:r>
+    </w:p>
+    <w:p>
+      <w:pPr>
+        <w:pStyle w:val="Ttulo2"/>
+      </w:pPr>
+      <w:bookmarkStart w:id="3" w:name="_Toc210846328"/>
+      <w:r>
+        <w:t>Contexto do produto</w:t>
       </w:r>
       <w:bookmarkEnd w:id="3"/>
     </w:p>
     <w:p>
       <w:r>
-        <w:t>Este Plano de Testes define a abordagem, o âmbito e os critérios para a verificação e validação do sistema "Consulta+". Especifica o que será testado, como será testado, quem executa os testes e quais os critérios de sucesso. Serve de base para planear e executar os testes ao longo do desenvolvimento.</w:t>
-      </w:r>
-    </w:p>
-    <w:p>
-      <w:pPr>
-        <w:pStyle w:val="Heading2"/>
-      </w:pPr>
-      <w:bookmarkStart w:id="4" w:name="_Toc210846328"/>
-      <w:r>
-        <w:t>Contexto do produto</w:t>
-      </w:r>
-      <w:bookmarkEnd w:id="4"/>
-    </w:p>
-    <w:p>
-      <w:r>
         <w:t>O "Consulta+" é uma plataforma full-stack (Web e Mobile) para pesquisa de profissionais de saúde e marcação de consultas. A solução é composta por:</w:t>
       </w:r>
     </w:p>
     <w:p>
       <w:pPr>
-        <w:pStyle w:val="ListParagraph"/>
+        <w:pStyle w:val="PargrafodaLista"/>
         <w:numPr>
           <w:ilvl w:val="0"/>
           <w:numId w:val="2"/>
@@ -2745,7 +2744,7 @@
     </w:p>
     <w:p>
       <w:pPr>
-        <w:pStyle w:val="ListParagraph"/>
+        <w:pStyle w:val="PargrafodaLista"/>
         <w:numPr>
           <w:ilvl w:val="0"/>
           <w:numId w:val="2"/>
@@ -2764,7 +2763,7 @@
     </w:p>
     <w:p>
       <w:pPr>
-        <w:pStyle w:val="ListParagraph"/>
+        <w:pStyle w:val="PargrafodaLista"/>
         <w:numPr>
           <w:ilvl w:val="0"/>
           <w:numId w:val="2"/>
@@ -2783,13 +2782,13 @@
     </w:p>
     <w:p>
       <w:pPr>
-        <w:pStyle w:val="Heading2"/>
-      </w:pPr>
-      <w:bookmarkStart w:id="5" w:name="_Toc210846329"/>
+        <w:pStyle w:val="Ttulo2"/>
+      </w:pPr>
+      <w:bookmarkStart w:id="4" w:name="_Toc210846329"/>
       <w:r>
         <w:t>Ambito dos testes</w:t>
       </w:r>
-      <w:bookmarkEnd w:id="5"/>
+      <w:bookmarkEnd w:id="4"/>
     </w:p>
     <w:p>
       <w:pPr>
@@ -2808,7 +2807,7 @@
     </w:p>
     <w:p>
       <w:pPr>
-        <w:pStyle w:val="ListParagraph"/>
+        <w:pStyle w:val="PargrafodaLista"/>
         <w:numPr>
           <w:ilvl w:val="0"/>
           <w:numId w:val="3"/>
@@ -2827,7 +2826,7 @@
     </w:p>
     <w:p>
       <w:pPr>
-        <w:pStyle w:val="ListParagraph"/>
+        <w:pStyle w:val="PargrafodaLista"/>
         <w:numPr>
           <w:ilvl w:val="0"/>
           <w:numId w:val="3"/>
@@ -2846,7 +2845,7 @@
     </w:p>
     <w:p>
       <w:pPr>
-        <w:pStyle w:val="ListParagraph"/>
+        <w:pStyle w:val="PargrafodaLista"/>
         <w:numPr>
           <w:ilvl w:val="0"/>
           <w:numId w:val="3"/>
@@ -2865,7 +2864,7 @@
     </w:p>
     <w:p>
       <w:pPr>
-        <w:pStyle w:val="ListParagraph"/>
+        <w:pStyle w:val="PargrafodaLista"/>
         <w:numPr>
           <w:ilvl w:val="0"/>
           <w:numId w:val="3"/>
@@ -2884,7 +2883,7 @@
     </w:p>
     <w:p>
       <w:pPr>
-        <w:pStyle w:val="ListParagraph"/>
+        <w:pStyle w:val="PargrafodaLista"/>
         <w:numPr>
           <w:ilvl w:val="0"/>
           <w:numId w:val="3"/>
@@ -2925,7 +2924,7 @@
     </w:p>
     <w:p>
       <w:pPr>
-        <w:pStyle w:val="ListParagraph"/>
+        <w:pStyle w:val="PargrafodaLista"/>
         <w:numPr>
           <w:ilvl w:val="0"/>
           <w:numId w:val="5"/>
@@ -2937,7 +2936,7 @@
     </w:p>
     <w:p>
       <w:pPr>
-        <w:pStyle w:val="ListParagraph"/>
+        <w:pStyle w:val="PargrafodaLista"/>
         <w:numPr>
           <w:ilvl w:val="0"/>
           <w:numId w:val="5"/>
@@ -2949,7 +2948,7 @@
     </w:p>
     <w:p>
       <w:pPr>
-        <w:pStyle w:val="ListParagraph"/>
+        <w:pStyle w:val="PargrafodaLista"/>
         <w:numPr>
           <w:ilvl w:val="0"/>
           <w:numId w:val="5"/>
@@ -2964,7 +2963,7 @@
     </w:p>
     <w:p>
       <w:pPr>
-        <w:pStyle w:val="ListParagraph"/>
+        <w:pStyle w:val="PargrafodaLista"/>
         <w:numPr>
           <w:ilvl w:val="0"/>
           <w:numId w:val="5"/>
@@ -2976,13 +2975,13 @@
     </w:p>
     <w:p>
       <w:pPr>
-        <w:pStyle w:val="Heading1"/>
+        <w:pStyle w:val="Ttulo1"/>
         <w:rPr>
           <w:sz w:val="48"/>
           <w:szCs w:val="48"/>
         </w:rPr>
       </w:pPr>
-      <w:bookmarkStart w:id="6" w:name="_Toc210846330"/>
+      <w:bookmarkStart w:id="5" w:name="_Toc210846330"/>
       <w:r>
         <w:rPr>
           <w:sz w:val="48"/>
@@ -2991,21 +2990,21 @@
         <w:lastRenderedPageBreak/>
         <w:t>Itens a testar</w:t>
       </w:r>
+      <w:bookmarkEnd w:id="5"/>
+    </w:p>
+    <w:p>
+      <w:pPr>
+        <w:pStyle w:val="Ttulo2"/>
+      </w:pPr>
+      <w:bookmarkStart w:id="6" w:name="_Toc210846331"/>
+      <w:r>
+        <w:t>Backend (API)</w:t>
+      </w:r>
       <w:bookmarkEnd w:id="6"/>
     </w:p>
     <w:p>
       <w:pPr>
-        <w:pStyle w:val="Heading2"/>
-      </w:pPr>
-      <w:bookmarkStart w:id="7" w:name="_Toc210846331"/>
-      <w:r>
-        <w:t>Backend (API)</w:t>
-      </w:r>
-      <w:bookmarkEnd w:id="7"/>
-    </w:p>
-    <w:p>
-      <w:pPr>
-        <w:pStyle w:val="ListParagraph"/>
+        <w:pStyle w:val="PargrafodaLista"/>
         <w:numPr>
           <w:ilvl w:val="0"/>
           <w:numId w:val="7"/>
@@ -3024,7 +3023,7 @@
     </w:p>
     <w:p>
       <w:pPr>
-        <w:pStyle w:val="ListParagraph"/>
+        <w:pStyle w:val="PargrafodaLista"/>
         <w:numPr>
           <w:ilvl w:val="0"/>
           <w:numId w:val="7"/>
@@ -3055,7 +3054,7 @@
     </w:p>
     <w:p>
       <w:pPr>
-        <w:pStyle w:val="ListParagraph"/>
+        <w:pStyle w:val="PargrafodaLista"/>
         <w:numPr>
           <w:ilvl w:val="0"/>
           <w:numId w:val="7"/>
@@ -3074,17 +3073,17 @@
     </w:p>
     <w:p>
       <w:pPr>
-        <w:pStyle w:val="Heading2"/>
-      </w:pPr>
-      <w:bookmarkStart w:id="8" w:name="_Toc210846332"/>
+        <w:pStyle w:val="Ttulo2"/>
+      </w:pPr>
+      <w:bookmarkStart w:id="7" w:name="_Toc210846332"/>
       <w:r>
         <w:t>Mobile/web (cliente)</w:t>
       </w:r>
-      <w:bookmarkEnd w:id="8"/>
-    </w:p>
-    <w:p>
-      <w:pPr>
-        <w:pStyle w:val="ListParagraph"/>
+      <w:bookmarkEnd w:id="7"/>
+    </w:p>
+    <w:p>
+      <w:pPr>
+        <w:pStyle w:val="PargrafodaLista"/>
         <w:numPr>
           <w:ilvl w:val="0"/>
           <w:numId w:val="9"/>
@@ -3103,7 +3102,7 @@
     </w:p>
     <w:p>
       <w:pPr>
-        <w:pStyle w:val="ListParagraph"/>
+        <w:pStyle w:val="PargrafodaLista"/>
         <w:numPr>
           <w:ilvl w:val="0"/>
           <w:numId w:val="9"/>
@@ -3122,7 +3121,7 @@
     </w:p>
     <w:p>
       <w:pPr>
-        <w:pStyle w:val="ListParagraph"/>
+        <w:pStyle w:val="PargrafodaLista"/>
         <w:numPr>
           <w:ilvl w:val="0"/>
           <w:numId w:val="9"/>
@@ -3141,7 +3140,7 @@
     </w:p>
     <w:p>
       <w:pPr>
-        <w:pStyle w:val="ListParagraph"/>
+        <w:pStyle w:val="PargrafodaLista"/>
         <w:numPr>
           <w:ilvl w:val="0"/>
           <w:numId w:val="9"/>
@@ -3160,17 +3159,17 @@
     </w:p>
     <w:p>
       <w:pPr>
-        <w:pStyle w:val="Heading2"/>
-      </w:pPr>
-      <w:bookmarkStart w:id="9" w:name="_Toc210846333"/>
+        <w:pStyle w:val="Ttulo2"/>
+      </w:pPr>
+      <w:bookmarkStart w:id="8" w:name="_Toc210846333"/>
       <w:r>
         <w:t>Web (admin)</w:t>
       </w:r>
-      <w:bookmarkEnd w:id="9"/>
-    </w:p>
-    <w:p>
-      <w:pPr>
-        <w:pStyle w:val="ListParagraph"/>
+      <w:bookmarkEnd w:id="8"/>
+    </w:p>
+    <w:p>
+      <w:pPr>
+        <w:pStyle w:val="PargrafodaLista"/>
         <w:numPr>
           <w:ilvl w:val="0"/>
           <w:numId w:val="11"/>
@@ -3189,7 +3188,7 @@
     </w:p>
     <w:p>
       <w:pPr>
-        <w:pStyle w:val="ListParagraph"/>
+        <w:pStyle w:val="PargrafodaLista"/>
         <w:numPr>
           <w:ilvl w:val="0"/>
           <w:numId w:val="11"/>
@@ -3208,12 +3207,12 @@
     </w:p>
     <w:p>
       <w:pPr>
-        <w:pStyle w:val="Heading2"/>
+        <w:pStyle w:val="Ttulo2"/>
         <w:rPr>
           <w:lang w:val="en-US"/>
         </w:rPr>
       </w:pPr>
-      <w:bookmarkStart w:id="10" w:name="_Toc210846334"/>
+      <w:bookmarkStart w:id="9" w:name="_Toc210846334"/>
       <w:proofErr w:type="spellStart"/>
       <w:r>
         <w:rPr>
@@ -3228,11 +3227,11 @@
         </w:rPr>
         <w:t xml:space="preserve"> end to end (E2E)</w:t>
       </w:r>
-      <w:bookmarkEnd w:id="10"/>
-    </w:p>
-    <w:p>
-      <w:pPr>
-        <w:pStyle w:val="ListParagraph"/>
+      <w:bookmarkEnd w:id="9"/>
+    </w:p>
+    <w:p>
+      <w:pPr>
+        <w:pStyle w:val="PargrafodaLista"/>
         <w:numPr>
           <w:ilvl w:val="0"/>
           <w:numId w:val="13"/>
@@ -3251,7 +3250,7 @@
     </w:p>
     <w:p>
       <w:pPr>
-        <w:pStyle w:val="ListParagraph"/>
+        <w:pStyle w:val="PargrafodaLista"/>
         <w:numPr>
           <w:ilvl w:val="0"/>
           <w:numId w:val="13"/>
@@ -3270,7 +3269,7 @@
     </w:p>
     <w:p>
       <w:pPr>
-        <w:pStyle w:val="ListParagraph"/>
+        <w:pStyle w:val="PargrafodaLista"/>
         <w:numPr>
           <w:ilvl w:val="0"/>
           <w:numId w:val="13"/>
@@ -3294,13 +3293,13 @@
     <w:p/>
     <w:p>
       <w:pPr>
-        <w:pStyle w:val="Heading1"/>
+        <w:pStyle w:val="Ttulo1"/>
         <w:rPr>
           <w:sz w:val="48"/>
           <w:szCs w:val="48"/>
         </w:rPr>
       </w:pPr>
-      <w:bookmarkStart w:id="11" w:name="_Toc210846335"/>
+      <w:bookmarkStart w:id="10" w:name="_Toc210846335"/>
       <w:r>
         <w:rPr>
           <w:sz w:val="48"/>
@@ -3316,7 +3315,7 @@
         </w:rPr>
         <w:t>Âmbito</w:t>
       </w:r>
-      <w:bookmarkEnd w:id="11"/>
+      <w:bookmarkEnd w:id="10"/>
     </w:p>
     <w:p>
       <w:r>
@@ -3325,9 +3324,9 @@
     </w:p>
     <w:p>
       <w:pPr>
-        <w:pStyle w:val="Heading2"/>
-      </w:pPr>
-      <w:bookmarkStart w:id="12" w:name="_Toc210846336"/>
+        <w:pStyle w:val="Ttulo2"/>
+      </w:pPr>
+      <w:bookmarkStart w:id="11" w:name="_Toc210846336"/>
       <w:r>
         <w:t>Funcionalidades</w:t>
       </w:r>
@@ -3341,11 +3340,11 @@
       <w:r>
         <w:t>Excluídas</w:t>
       </w:r>
-      <w:bookmarkEnd w:id="12"/>
-    </w:p>
-    <w:p>
-      <w:pPr>
-        <w:pStyle w:val="ListParagraph"/>
+      <w:bookmarkEnd w:id="11"/>
+    </w:p>
+    <w:p>
+      <w:pPr>
+        <w:pStyle w:val="PargrafodaLista"/>
         <w:numPr>
           <w:ilvl w:val="0"/>
           <w:numId w:val="15"/>
@@ -3364,7 +3363,7 @@
     </w:p>
     <w:p>
       <w:pPr>
-        <w:pStyle w:val="ListParagraph"/>
+        <w:pStyle w:val="PargrafodaLista"/>
         <w:numPr>
           <w:ilvl w:val="0"/>
           <w:numId w:val="15"/>
@@ -3383,7 +3382,7 @@
     </w:p>
     <w:p>
       <w:pPr>
-        <w:pStyle w:val="ListParagraph"/>
+        <w:pStyle w:val="PargrafodaLista"/>
         <w:numPr>
           <w:ilvl w:val="0"/>
           <w:numId w:val="15"/>
@@ -3405,7 +3404,7 @@
     </w:p>
     <w:p>
       <w:pPr>
-        <w:pStyle w:val="ListParagraph"/>
+        <w:pStyle w:val="PargrafodaLista"/>
         <w:numPr>
           <w:ilvl w:val="0"/>
           <w:numId w:val="15"/>
@@ -3424,17 +3423,17 @@
     </w:p>
     <w:p>
       <w:pPr>
-        <w:pStyle w:val="Heading2"/>
-      </w:pPr>
-      <w:bookmarkStart w:id="13" w:name="_Toc210846337"/>
+        <w:pStyle w:val="Ttulo2"/>
+      </w:pPr>
+      <w:bookmarkStart w:id="12" w:name="_Toc210846337"/>
       <w:r>
         <w:t>Restrições Associadas</w:t>
       </w:r>
-      <w:bookmarkEnd w:id="13"/>
-    </w:p>
-    <w:p>
-      <w:pPr>
-        <w:pStyle w:val="ListParagraph"/>
+      <w:bookmarkEnd w:id="12"/>
+    </w:p>
+    <w:p>
+      <w:pPr>
+        <w:pStyle w:val="PargrafodaLista"/>
         <w:numPr>
           <w:ilvl w:val="0"/>
           <w:numId w:val="16"/>
@@ -3453,7 +3452,7 @@
     </w:p>
     <w:p>
       <w:pPr>
-        <w:pStyle w:val="ListParagraph"/>
+        <w:pStyle w:val="PargrafodaLista"/>
         <w:numPr>
           <w:ilvl w:val="0"/>
           <w:numId w:val="16"/>
@@ -3472,7 +3471,7 @@
     </w:p>
     <w:p>
       <w:pPr>
-        <w:pStyle w:val="ListParagraph"/>
+        <w:pStyle w:val="PargrafodaLista"/>
         <w:numPr>
           <w:ilvl w:val="0"/>
           <w:numId w:val="16"/>
@@ -3491,7 +3490,7 @@
     </w:p>
     <w:p>
       <w:pPr>
-        <w:pStyle w:val="Heading2"/>
+        <w:pStyle w:val="Ttulo2"/>
       </w:pPr>
     </w:p>
     <w:p/>
@@ -3504,13 +3503,13 @@
     <w:p/>
     <w:p>
       <w:pPr>
-        <w:pStyle w:val="Heading1"/>
+        <w:pStyle w:val="Ttulo1"/>
         <w:rPr>
           <w:sz w:val="48"/>
           <w:szCs w:val="48"/>
         </w:rPr>
       </w:pPr>
-      <w:bookmarkStart w:id="14" w:name="_Toc210846338"/>
+      <w:bookmarkStart w:id="13" w:name="_Toc210846338"/>
       <w:r>
         <w:rPr>
           <w:sz w:val="48"/>
@@ -3526,36 +3525,36 @@
         </w:rPr>
         <w:t>de Testes</w:t>
       </w:r>
+      <w:bookmarkEnd w:id="13"/>
+    </w:p>
+    <w:p>
+      <w:pPr>
+        <w:pStyle w:val="Ttulo2"/>
+      </w:pPr>
+      <w:bookmarkStart w:id="14" w:name="_Toc210846339"/>
+      <w:r>
+        <w:t>Abordagem Geral</w:t>
+      </w:r>
       <w:bookmarkEnd w:id="14"/>
     </w:p>
     <w:p>
-      <w:pPr>
-        <w:pStyle w:val="Heading2"/>
-      </w:pPr>
-      <w:bookmarkStart w:id="15" w:name="_Toc210846339"/>
-      <w:r>
-        <w:t>Abordagem Geral</w:t>
+      <w:r>
+        <w:t>Os testes serão conduzidos em múltiplos níveis (unitário, integração, sistema) para validar os Requisitos Funcionais (RF) e Não Funcionais (RNF). A estratégia privilegia a automação no backend, complementada por testes manuais E2E para validar a experiência do utilizador.</w:t>
+      </w:r>
+    </w:p>
+    <w:p>
+      <w:pPr>
+        <w:pStyle w:val="Ttulo2"/>
+      </w:pPr>
+      <w:bookmarkStart w:id="15" w:name="_Toc210846340"/>
+      <w:r>
+        <w:t>Tipos de testes</w:t>
       </w:r>
       <w:bookmarkEnd w:id="15"/>
     </w:p>
     <w:p>
-      <w:r>
-        <w:t>Os testes serão conduzidos em múltiplos níveis (unitário, integração, sistema) para validar os Requisitos Funcionais (RF) e Não Funcionais (RNF). A estratégia privilegia a automação no backend, complementada por testes manuais E2E para validar a experiência do utilizador.</w:t>
-      </w:r>
-    </w:p>
-    <w:p>
-      <w:pPr>
-        <w:pStyle w:val="Heading2"/>
-      </w:pPr>
-      <w:bookmarkStart w:id="16" w:name="_Toc210846340"/>
-      <w:r>
-        <w:t>Tipos de testes</w:t>
-      </w:r>
-      <w:bookmarkEnd w:id="16"/>
-    </w:p>
-    <w:p>
-      <w:pPr>
-        <w:pStyle w:val="ListParagraph"/>
+      <w:pPr>
+        <w:pStyle w:val="PargrafodaLista"/>
         <w:numPr>
           <w:ilvl w:val="0"/>
           <w:numId w:val="17"/>
@@ -3574,7 +3573,7 @@
     </w:p>
     <w:p>
       <w:pPr>
-        <w:pStyle w:val="ListParagraph"/>
+        <w:pStyle w:val="PargrafodaLista"/>
         <w:numPr>
           <w:ilvl w:val="0"/>
           <w:numId w:val="17"/>
@@ -3593,7 +3592,7 @@
     </w:p>
     <w:p>
       <w:pPr>
-        <w:pStyle w:val="ListParagraph"/>
+        <w:pStyle w:val="PargrafodaLista"/>
         <w:numPr>
           <w:ilvl w:val="0"/>
           <w:numId w:val="17"/>
@@ -3607,12 +3606,18 @@
         <w:t>Critério de aceitação:</w:t>
       </w:r>
       <w:r>
-        <w:t xml:space="preserve"> Cobertura de código mínima de 60% nas classes de serviço críticas.</w:t>
-      </w:r>
-    </w:p>
-    <w:p>
-      <w:pPr>
-        <w:pStyle w:val="ListParagraph"/>
+        <w:t xml:space="preserve"> Cobertura de código mínima de </w:t>
+      </w:r>
+      <w:r>
+        <w:t>4</w:t>
+      </w:r>
+      <w:r>
+        <w:t>0% nas classes de serviço críticas.</w:t>
+      </w:r>
+    </w:p>
+    <w:p>
+      <w:pPr>
+        <w:pStyle w:val="PargrafodaLista"/>
         <w:numPr>
           <w:ilvl w:val="0"/>
           <w:numId w:val="17"/>
@@ -3631,7 +3636,7 @@
     </w:p>
     <w:p>
       <w:pPr>
-        <w:pStyle w:val="ListParagraph"/>
+        <w:pStyle w:val="PargrafodaLista"/>
         <w:numPr>
           <w:ilvl w:val="0"/>
           <w:numId w:val="17"/>
@@ -3650,7 +3655,7 @@
     </w:p>
     <w:p>
       <w:pPr>
-        <w:pStyle w:val="ListParagraph"/>
+        <w:pStyle w:val="PargrafodaLista"/>
         <w:numPr>
           <w:ilvl w:val="0"/>
           <w:numId w:val="17"/>
@@ -3664,12 +3669,29 @@
         <w:t>Critério de aceitação:</w:t>
       </w:r>
       <w:r>
-        <w:t xml:space="preserve"> 100% dos endpoints da API cobertos por, pelo menos, um teste de sucesso na coleção Postman.</w:t>
-      </w:r>
-    </w:p>
-    <w:p>
-      <w:pPr>
-        <w:pStyle w:val="ListParagraph"/>
+        <w:t xml:space="preserve"> </w:t>
+      </w:r>
+      <w:r>
+        <w:t>4</w:t>
+      </w:r>
+      <w:r>
+        <w:t>0</w:t>
+      </w:r>
+      <w:r>
+        <w:t xml:space="preserve">% dos </w:t>
+      </w:r>
+      <w:proofErr w:type="spellStart"/>
+      <w:r>
+        <w:t>endpoints</w:t>
+      </w:r>
+      <w:proofErr w:type="spellEnd"/>
+      <w:r>
+        <w:t xml:space="preserve"> da API cobertos por, pelo menos, um teste de sucesso na coleção Postman.</w:t>
+      </w:r>
+    </w:p>
+    <w:p>
+      <w:pPr>
+        <w:pStyle w:val="PargrafodaLista"/>
         <w:numPr>
           <w:ilvl w:val="0"/>
           <w:numId w:val="17"/>
@@ -3688,7 +3710,7 @@
     </w:p>
     <w:p>
       <w:pPr>
-        <w:pStyle w:val="ListParagraph"/>
+        <w:pStyle w:val="PargrafodaLista"/>
         <w:numPr>
           <w:ilvl w:val="0"/>
           <w:numId w:val="17"/>
@@ -3707,7 +3729,7 @@
     </w:p>
     <w:p>
       <w:pPr>
-        <w:pStyle w:val="ListParagraph"/>
+        <w:pStyle w:val="PargrafodaLista"/>
         <w:numPr>
           <w:ilvl w:val="0"/>
           <w:numId w:val="17"/>
@@ -3739,13 +3761,13 @@
     <w:p/>
     <w:p>
       <w:pPr>
-        <w:pStyle w:val="Heading1"/>
+        <w:pStyle w:val="Ttulo1"/>
         <w:rPr>
           <w:sz w:val="48"/>
           <w:szCs w:val="48"/>
         </w:rPr>
       </w:pPr>
-      <w:bookmarkStart w:id="17" w:name="_Toc210846341"/>
+      <w:bookmarkStart w:id="16" w:name="_Toc210846341"/>
       <w:r>
         <w:rPr>
           <w:sz w:val="48"/>
@@ -3761,22 +3783,22 @@
         </w:rPr>
         <w:t>aceitação</w:t>
       </w:r>
+      <w:bookmarkEnd w:id="16"/>
+    </w:p>
+    <w:p>
+      <w:r>
+        <w:t>Esta secção define as condições que devem ser satisfeitas para que os testes e o produto sejam considerados concluídos com sucesso.</w:t>
+      </w:r>
+    </w:p>
+    <w:p>
+      <w:pPr>
+        <w:pStyle w:val="Ttulo2"/>
+      </w:pPr>
+      <w:bookmarkStart w:id="17" w:name="_Toc210846342"/>
+      <w:r>
+        <w:t>Critérios de Aceitação por Teste</w:t>
+      </w:r>
       <w:bookmarkEnd w:id="17"/>
-    </w:p>
-    <w:p>
-      <w:r>
-        <w:t>Esta secção define as condições que devem ser satisfeitas para que os testes e o produto sejam considerados concluídos com sucesso.</w:t>
-      </w:r>
-    </w:p>
-    <w:p>
-      <w:pPr>
-        <w:pStyle w:val="Heading2"/>
-      </w:pPr>
-      <w:bookmarkStart w:id="18" w:name="_Toc210846342"/>
-      <w:r>
-        <w:t>Critérios de Aceitação por Teste</w:t>
-      </w:r>
-      <w:bookmarkEnd w:id="18"/>
     </w:p>
     <w:p>
       <w:r>
@@ -3795,7 +3817,7 @@
     </w:p>
     <w:p>
       <w:pPr>
-        <w:pStyle w:val="ListParagraph"/>
+        <w:pStyle w:val="PargrafodaLista"/>
         <w:numPr>
           <w:ilvl w:val="0"/>
           <w:numId w:val="19"/>
@@ -3817,7 +3839,7 @@
     </w:p>
     <w:p>
       <w:pPr>
-        <w:pStyle w:val="ListParagraph"/>
+        <w:pStyle w:val="PargrafodaLista"/>
         <w:numPr>
           <w:ilvl w:val="0"/>
           <w:numId w:val="19"/>
@@ -3829,7 +3851,7 @@
     </w:p>
     <w:p>
       <w:pPr>
-        <w:pStyle w:val="ListParagraph"/>
+        <w:pStyle w:val="PargrafodaLista"/>
         <w:numPr>
           <w:ilvl w:val="0"/>
           <w:numId w:val="19"/>
@@ -3846,13 +3868,13 @@
     </w:p>
     <w:p>
       <w:pPr>
-        <w:pStyle w:val="Heading2"/>
-      </w:pPr>
-      <w:bookmarkStart w:id="19" w:name="_Toc210846343"/>
+        <w:pStyle w:val="Ttulo2"/>
+      </w:pPr>
+      <w:bookmarkStart w:id="18" w:name="_Toc210846343"/>
       <w:r>
         <w:t>Critérios de Saída Gerais</w:t>
       </w:r>
-      <w:bookmarkEnd w:id="19"/>
+      <w:bookmarkEnd w:id="18"/>
     </w:p>
     <w:p>
       <w:r>
@@ -3861,7 +3883,7 @@
     </w:p>
     <w:p>
       <w:pPr>
-        <w:pStyle w:val="ListParagraph"/>
+        <w:pStyle w:val="PargrafodaLista"/>
         <w:numPr>
           <w:ilvl w:val="0"/>
           <w:numId w:val="21"/>
@@ -3877,7 +3899,7 @@
     </w:p>
     <w:p>
       <w:pPr>
-        <w:pStyle w:val="ListParagraph"/>
+        <w:pStyle w:val="PargrafodaLista"/>
         <w:numPr>
           <w:ilvl w:val="1"/>
           <w:numId w:val="21"/>
@@ -3889,7 +3911,7 @@
     </w:p>
     <w:p>
       <w:pPr>
-        <w:pStyle w:val="ListParagraph"/>
+        <w:pStyle w:val="PargrafodaLista"/>
         <w:numPr>
           <w:ilvl w:val="1"/>
           <w:numId w:val="21"/>
@@ -3901,7 +3923,7 @@
     </w:p>
     <w:p>
       <w:pPr>
-        <w:pStyle w:val="ListParagraph"/>
+        <w:pStyle w:val="PargrafodaLista"/>
         <w:numPr>
           <w:ilvl w:val="0"/>
           <w:numId w:val="21"/>
@@ -3917,7 +3939,7 @@
     </w:p>
     <w:p>
       <w:pPr>
-        <w:pStyle w:val="ListParagraph"/>
+        <w:pStyle w:val="PargrafodaLista"/>
         <w:numPr>
           <w:ilvl w:val="1"/>
           <w:numId w:val="21"/>
@@ -3929,19 +3951,30 @@
     </w:p>
     <w:p>
       <w:pPr>
-        <w:pStyle w:val="ListParagraph"/>
+        <w:pStyle w:val="PargrafodaLista"/>
         <w:numPr>
           <w:ilvl w:val="1"/>
           <w:numId w:val="21"/>
         </w:numPr>
       </w:pPr>
       <w:r>
-        <w:t>100% dos endpoints da API foram validados com sucesso através da coleção Postman.</w:t>
-      </w:r>
-    </w:p>
-    <w:p>
-      <w:pPr>
-        <w:pStyle w:val="ListParagraph"/>
+        <w:t>60</w:t>
+      </w:r>
+      <w:r>
+        <w:t xml:space="preserve">% dos </w:t>
+      </w:r>
+      <w:proofErr w:type="spellStart"/>
+      <w:r>
+        <w:t>endpoints</w:t>
+      </w:r>
+      <w:proofErr w:type="spellEnd"/>
+      <w:r>
+        <w:t xml:space="preserve"> da API foram validados com sucesso através da coleção Postman.</w:t>
+      </w:r>
+    </w:p>
+    <w:p>
+      <w:pPr>
+        <w:pStyle w:val="PargrafodaLista"/>
         <w:numPr>
           <w:ilvl w:val="1"/>
           <w:numId w:val="21"/>
@@ -3953,7 +3986,7 @@
     </w:p>
     <w:p>
       <w:pPr>
-        <w:pStyle w:val="ListParagraph"/>
+        <w:pStyle w:val="PargrafodaLista"/>
         <w:numPr>
           <w:ilvl w:val="0"/>
           <w:numId w:val="21"/>
@@ -3969,7 +4002,7 @@
     </w:p>
     <w:p>
       <w:pPr>
-        <w:pStyle w:val="ListParagraph"/>
+        <w:pStyle w:val="PargrafodaLista"/>
         <w:numPr>
           <w:ilvl w:val="1"/>
           <w:numId w:val="21"/>
@@ -3981,7 +4014,7 @@
     </w:p>
     <w:p>
       <w:pPr>
-        <w:pStyle w:val="ListParagraph"/>
+        <w:pStyle w:val="PargrafodaLista"/>
         <w:numPr>
           <w:ilvl w:val="1"/>
           <w:numId w:val="21"/>
@@ -3993,7 +4026,7 @@
     </w:p>
     <w:p>
       <w:pPr>
-        <w:pStyle w:val="ListParagraph"/>
+        <w:pStyle w:val="PargrafodaLista"/>
         <w:numPr>
           <w:ilvl w:val="0"/>
           <w:numId w:val="21"/>
@@ -4009,7 +4042,7 @@
     </w:p>
     <w:p>
       <w:pPr>
-        <w:pStyle w:val="ListParagraph"/>
+        <w:pStyle w:val="PargrafodaLista"/>
         <w:numPr>
           <w:ilvl w:val="1"/>
           <w:numId w:val="21"/>
@@ -4022,13 +4055,13 @@
     </w:p>
     <w:p>
       <w:pPr>
-        <w:pStyle w:val="Heading1"/>
+        <w:pStyle w:val="Ttulo1"/>
         <w:rPr>
           <w:sz w:val="48"/>
           <w:szCs w:val="48"/>
         </w:rPr>
       </w:pPr>
-      <w:bookmarkStart w:id="20" w:name="_Toc210846344"/>
+      <w:bookmarkStart w:id="19" w:name="_Toc210846344"/>
       <w:r>
         <w:rPr>
           <w:sz w:val="48"/>
@@ -4036,17 +4069,17 @@
         </w:rPr>
         <w:t>Recursos e Ferramentas</w:t>
       </w:r>
+      <w:bookmarkEnd w:id="19"/>
+    </w:p>
+    <w:p>
+      <w:pPr>
+        <w:pStyle w:val="Ttulo2"/>
+      </w:pPr>
+      <w:bookmarkStart w:id="20" w:name="_Toc210846345"/>
+      <w:r>
+        <w:t>Recursos Humanos</w:t>
+      </w:r>
       <w:bookmarkEnd w:id="20"/>
-    </w:p>
-    <w:p>
-      <w:pPr>
-        <w:pStyle w:val="Heading2"/>
-      </w:pPr>
-      <w:bookmarkStart w:id="21" w:name="_Toc210846345"/>
-      <w:r>
-        <w:t>Recursos Humanos</w:t>
-      </w:r>
-      <w:bookmarkEnd w:id="21"/>
     </w:p>
     <w:p>
       <w:pPr>
@@ -4065,7 +4098,7 @@
     </w:p>
     <w:p>
       <w:pPr>
-        <w:pStyle w:val="ListParagraph"/>
+        <w:pStyle w:val="PargrafodaLista"/>
         <w:numPr>
           <w:ilvl w:val="0"/>
           <w:numId w:val="22"/>
@@ -4077,7 +4110,7 @@
     </w:p>
     <w:p>
       <w:pPr>
-        <w:pStyle w:val="ListParagraph"/>
+        <w:pStyle w:val="PargrafodaLista"/>
         <w:numPr>
           <w:ilvl w:val="0"/>
           <w:numId w:val="22"/>
@@ -4089,7 +4122,7 @@
     </w:p>
     <w:p>
       <w:pPr>
-        <w:pStyle w:val="ListParagraph"/>
+        <w:pStyle w:val="PargrafodaLista"/>
         <w:numPr>
           <w:ilvl w:val="0"/>
           <w:numId w:val="22"/>
@@ -4123,7 +4156,7 @@
     </w:p>
     <w:p>
       <w:pPr>
-        <w:pStyle w:val="ListParagraph"/>
+        <w:pStyle w:val="PargrafodaLista"/>
         <w:numPr>
           <w:ilvl w:val="0"/>
           <w:numId w:val="24"/>
@@ -4135,7 +4168,7 @@
     </w:p>
     <w:p>
       <w:pPr>
-        <w:pStyle w:val="ListParagraph"/>
+        <w:pStyle w:val="PargrafodaLista"/>
         <w:numPr>
           <w:ilvl w:val="0"/>
           <w:numId w:val="24"/>
@@ -4147,7 +4180,7 @@
     </w:p>
     <w:p>
       <w:pPr>
-        <w:pStyle w:val="ListParagraph"/>
+        <w:pStyle w:val="PargrafodaLista"/>
         <w:numPr>
           <w:ilvl w:val="0"/>
           <w:numId w:val="24"/>
@@ -4159,13 +4192,13 @@
     </w:p>
     <w:p>
       <w:pPr>
-        <w:pStyle w:val="Heading2"/>
-      </w:pPr>
-      <w:bookmarkStart w:id="22" w:name="_Toc210846346"/>
+        <w:pStyle w:val="Ttulo2"/>
+      </w:pPr>
+      <w:bookmarkStart w:id="21" w:name="_Toc210846346"/>
       <w:r>
         <w:t>Ambiente de testes</w:t>
       </w:r>
-      <w:bookmarkEnd w:id="22"/>
+      <w:bookmarkEnd w:id="21"/>
     </w:p>
     <w:p>
       <w:pPr>
@@ -4184,7 +4217,7 @@
     </w:p>
     <w:p>
       <w:pPr>
-        <w:pStyle w:val="ListParagraph"/>
+        <w:pStyle w:val="PargrafodaLista"/>
         <w:numPr>
           <w:ilvl w:val="0"/>
           <w:numId w:val="26"/>
@@ -4196,7 +4229,7 @@
     </w:p>
     <w:p>
       <w:pPr>
-        <w:pStyle w:val="ListParagraph"/>
+        <w:pStyle w:val="PargrafodaLista"/>
         <w:numPr>
           <w:ilvl w:val="0"/>
           <w:numId w:val="26"/>
@@ -4208,7 +4241,7 @@
     </w:p>
     <w:p>
       <w:pPr>
-        <w:pStyle w:val="ListParagraph"/>
+        <w:pStyle w:val="PargrafodaLista"/>
         <w:numPr>
           <w:ilvl w:val="0"/>
           <w:numId w:val="26"/>
@@ -4235,7 +4268,7 @@
     </w:p>
     <w:p>
       <w:pPr>
-        <w:pStyle w:val="ListParagraph"/>
+        <w:pStyle w:val="PargrafodaLista"/>
         <w:numPr>
           <w:ilvl w:val="0"/>
           <w:numId w:val="28"/>
@@ -4262,7 +4295,7 @@
     </w:p>
     <w:p>
       <w:pPr>
-        <w:pStyle w:val="ListParagraph"/>
+        <w:pStyle w:val="PargrafodaLista"/>
         <w:numPr>
           <w:ilvl w:val="0"/>
           <w:numId w:val="28"/>
@@ -4274,13 +4307,13 @@
     </w:p>
     <w:p>
       <w:pPr>
-        <w:pStyle w:val="Heading2"/>
-      </w:pPr>
-      <w:bookmarkStart w:id="23" w:name="_Toc210846347"/>
+        <w:pStyle w:val="Ttulo2"/>
+      </w:pPr>
+      <w:bookmarkStart w:id="22" w:name="_Toc210846347"/>
       <w:r>
         <w:t>Ferramentas para testes</w:t>
       </w:r>
-      <w:bookmarkEnd w:id="23"/>
+      <w:bookmarkEnd w:id="22"/>
     </w:p>
     <w:p>
       <w:pPr>
@@ -4299,7 +4332,7 @@
     </w:p>
     <w:p>
       <w:pPr>
-        <w:pStyle w:val="ListParagraph"/>
+        <w:pStyle w:val="PargrafodaLista"/>
         <w:numPr>
           <w:ilvl w:val="0"/>
           <w:numId w:val="28"/>
@@ -4318,7 +4351,7 @@
     </w:p>
     <w:p>
       <w:pPr>
-        <w:pStyle w:val="ListParagraph"/>
+        <w:pStyle w:val="PargrafodaLista"/>
         <w:numPr>
           <w:ilvl w:val="0"/>
           <w:numId w:val="28"/>
@@ -4355,7 +4388,7 @@
     </w:p>
     <w:p>
       <w:pPr>
-        <w:pStyle w:val="ListParagraph"/>
+        <w:pStyle w:val="PargrafodaLista"/>
         <w:numPr>
           <w:ilvl w:val="0"/>
           <w:numId w:val="32"/>
@@ -4374,7 +4407,7 @@
     </w:p>
     <w:p>
       <w:pPr>
-        <w:pStyle w:val="ListParagraph"/>
+        <w:pStyle w:val="PargrafodaLista"/>
         <w:numPr>
           <w:ilvl w:val="0"/>
           <w:numId w:val="32"/>
@@ -4408,7 +4441,7 @@
     </w:p>
     <w:p>
       <w:pPr>
-        <w:pStyle w:val="ListParagraph"/>
+        <w:pStyle w:val="PargrafodaLista"/>
         <w:numPr>
           <w:ilvl w:val="0"/>
           <w:numId w:val="34"/>
@@ -4420,7 +4453,7 @@
     </w:p>
     <w:p>
       <w:pPr>
-        <w:pStyle w:val="ListParagraph"/>
+        <w:pStyle w:val="PargrafodaLista"/>
         <w:numPr>
           <w:ilvl w:val="0"/>
           <w:numId w:val="34"/>
@@ -4480,7 +4513,7 @@
     </w:p>
     <w:p>
       <w:pPr>
-        <w:pStyle w:val="ListParagraph"/>
+        <w:pStyle w:val="PargrafodaLista"/>
         <w:numPr>
           <w:ilvl w:val="0"/>
           <w:numId w:val="37"/>
@@ -4499,7 +4532,7 @@
     </w:p>
     <w:p>
       <w:pPr>
-        <w:pStyle w:val="ListParagraph"/>
+        <w:pStyle w:val="PargrafodaLista"/>
         <w:numPr>
           <w:ilvl w:val="0"/>
           <w:numId w:val="37"/>
@@ -4533,13 +4566,13 @@
     <w:p/>
     <w:p>
       <w:pPr>
-        <w:pStyle w:val="Heading1"/>
+        <w:pStyle w:val="Ttulo1"/>
         <w:rPr>
           <w:sz w:val="48"/>
           <w:szCs w:val="48"/>
         </w:rPr>
       </w:pPr>
-      <w:bookmarkStart w:id="24" w:name="_Toc210846348"/>
+      <w:bookmarkStart w:id="23" w:name="_Toc210846348"/>
       <w:r>
         <w:rPr>
           <w:sz w:val="48"/>
@@ -4548,21 +4581,21 @@
         <w:lastRenderedPageBreak/>
         <w:t>Cronograma de Testes</w:t>
       </w:r>
+      <w:bookmarkEnd w:id="23"/>
+    </w:p>
+    <w:p>
+      <w:pPr>
+        <w:pStyle w:val="Ttulo2"/>
+      </w:pPr>
+      <w:bookmarkStart w:id="24" w:name="_Toc210846349"/>
+      <w:r>
+        <w:t>Fases Principais</w:t>
+      </w:r>
       <w:bookmarkEnd w:id="24"/>
     </w:p>
     <w:p>
       <w:pPr>
-        <w:pStyle w:val="Heading2"/>
-      </w:pPr>
-      <w:bookmarkStart w:id="25" w:name="_Toc210846349"/>
-      <w:r>
-        <w:t>Fases Principais</w:t>
-      </w:r>
-      <w:bookmarkEnd w:id="25"/>
-    </w:p>
-    <w:p>
-      <w:pPr>
-        <w:pStyle w:val="ListParagraph"/>
+        <w:pStyle w:val="PargrafodaLista"/>
         <w:numPr>
           <w:ilvl w:val="0"/>
           <w:numId w:val="39"/>
@@ -4574,7 +4607,7 @@
     </w:p>
     <w:p>
       <w:pPr>
-        <w:pStyle w:val="ListParagraph"/>
+        <w:pStyle w:val="PargrafodaLista"/>
         <w:numPr>
           <w:ilvl w:val="0"/>
           <w:numId w:val="39"/>
@@ -4586,7 +4619,7 @@
     </w:p>
     <w:p>
       <w:pPr>
-        <w:pStyle w:val="ListParagraph"/>
+        <w:pStyle w:val="PargrafodaLista"/>
         <w:numPr>
           <w:ilvl w:val="0"/>
           <w:numId w:val="39"/>
@@ -4598,7 +4631,7 @@
     </w:p>
     <w:p>
       <w:pPr>
-        <w:pStyle w:val="ListParagraph"/>
+        <w:pStyle w:val="PargrafodaLista"/>
         <w:numPr>
           <w:ilvl w:val="0"/>
           <w:numId w:val="39"/>
@@ -4610,17 +4643,17 @@
     </w:p>
     <w:p>
       <w:pPr>
-        <w:pStyle w:val="Heading2"/>
-      </w:pPr>
-      <w:bookmarkStart w:id="26" w:name="_Toc210846350"/>
+        <w:pStyle w:val="Ttulo2"/>
+      </w:pPr>
+      <w:bookmarkStart w:id="25" w:name="_Toc210846350"/>
       <w:r>
         <w:t>Testes Contínuos</w:t>
       </w:r>
-      <w:bookmarkEnd w:id="26"/>
-    </w:p>
-    <w:p>
-      <w:pPr>
-        <w:pStyle w:val="ListParagraph"/>
+      <w:bookmarkEnd w:id="25"/>
+    </w:p>
+    <w:p>
+      <w:pPr>
+        <w:pStyle w:val="PargrafodaLista"/>
         <w:numPr>
           <w:ilvl w:val="0"/>
           <w:numId w:val="40"/>
@@ -4642,7 +4675,7 @@
     </w:p>
     <w:p>
       <w:pPr>
-        <w:pStyle w:val="ListParagraph"/>
+        <w:pStyle w:val="PargrafodaLista"/>
         <w:numPr>
           <w:ilvl w:val="0"/>
           <w:numId w:val="40"/>
@@ -4661,17 +4694,17 @@
     </w:p>
     <w:p>
       <w:pPr>
-        <w:pStyle w:val="Heading2"/>
-      </w:pPr>
-      <w:bookmarkStart w:id="27" w:name="_Toc210846351"/>
+        <w:pStyle w:val="Ttulo2"/>
+      </w:pPr>
+      <w:bookmarkStart w:id="26" w:name="_Toc210846351"/>
       <w:r>
         <w:t>Testes Funcionais e de Sistema</w:t>
       </w:r>
-      <w:bookmarkEnd w:id="27"/>
-    </w:p>
-    <w:p>
-      <w:pPr>
-        <w:pStyle w:val="ListParagraph"/>
+      <w:bookmarkEnd w:id="26"/>
+    </w:p>
+    <w:p>
+      <w:pPr>
+        <w:pStyle w:val="PargrafodaLista"/>
         <w:numPr>
           <w:ilvl w:val="0"/>
           <w:numId w:val="41"/>
@@ -4690,7 +4723,7 @@
     </w:p>
     <w:p>
       <w:pPr>
-        <w:pStyle w:val="ListParagraph"/>
+        <w:pStyle w:val="PargrafodaLista"/>
         <w:numPr>
           <w:ilvl w:val="1"/>
           <w:numId w:val="41"/>
@@ -4702,7 +4735,7 @@
     </w:p>
     <w:p>
       <w:pPr>
-        <w:pStyle w:val="ListParagraph"/>
+        <w:pStyle w:val="PargrafodaLista"/>
         <w:numPr>
           <w:ilvl w:val="1"/>
           <w:numId w:val="41"/>
@@ -4714,7 +4747,7 @@
     </w:p>
     <w:p>
       <w:pPr>
-        <w:pStyle w:val="ListParagraph"/>
+        <w:pStyle w:val="PargrafodaLista"/>
         <w:numPr>
           <w:ilvl w:val="1"/>
           <w:numId w:val="41"/>
@@ -4726,7 +4759,7 @@
     </w:p>
     <w:p>
       <w:pPr>
-        <w:pStyle w:val="ListParagraph"/>
+        <w:pStyle w:val="PargrafodaLista"/>
         <w:numPr>
           <w:ilvl w:val="0"/>
           <w:numId w:val="41"/>
@@ -4745,7 +4778,7 @@
     </w:p>
     <w:p>
       <w:pPr>
-        <w:pStyle w:val="ListParagraph"/>
+        <w:pStyle w:val="PargrafodaLista"/>
         <w:numPr>
           <w:ilvl w:val="0"/>
           <w:numId w:val="41"/>
@@ -4764,17 +4797,17 @@
     </w:p>
     <w:p>
       <w:pPr>
-        <w:pStyle w:val="Heading2"/>
-      </w:pPr>
-      <w:bookmarkStart w:id="28" w:name="_Toc210846352"/>
+        <w:pStyle w:val="Ttulo2"/>
+      </w:pPr>
+      <w:bookmarkStart w:id="27" w:name="_Toc210846352"/>
       <w:r>
         <w:t>Testes de Regressão e Encerramento</w:t>
       </w:r>
-      <w:bookmarkEnd w:id="28"/>
-    </w:p>
-    <w:p>
-      <w:pPr>
-        <w:pStyle w:val="ListParagraph"/>
+      <w:bookmarkEnd w:id="27"/>
+    </w:p>
+    <w:p>
+      <w:pPr>
+        <w:pStyle w:val="PargrafodaLista"/>
         <w:numPr>
           <w:ilvl w:val="0"/>
           <w:numId w:val="43"/>
@@ -4796,7 +4829,7 @@
     </w:p>
     <w:p>
       <w:pPr>
-        <w:pStyle w:val="ListParagraph"/>
+        <w:pStyle w:val="PargrafodaLista"/>
         <w:numPr>
           <w:ilvl w:val="0"/>
           <w:numId w:val="43"/>
@@ -4808,7 +4841,7 @@
     </w:p>
     <w:p>
       <w:pPr>
-        <w:pStyle w:val="ListParagraph"/>
+        <w:pStyle w:val="PargrafodaLista"/>
         <w:numPr>
           <w:ilvl w:val="0"/>
           <w:numId w:val="43"/>
@@ -4821,17 +4854,17 @@
     </w:p>
     <w:p>
       <w:pPr>
-        <w:pStyle w:val="Heading2"/>
-      </w:pPr>
-      <w:bookmarkStart w:id="29" w:name="_Toc210846353"/>
+        <w:pStyle w:val="Ttulo2"/>
+      </w:pPr>
+      <w:bookmarkStart w:id="28" w:name="_Toc210846353"/>
       <w:r>
         <w:t>Dependências entre Testes</w:t>
       </w:r>
-      <w:bookmarkEnd w:id="29"/>
-    </w:p>
-    <w:p>
-      <w:pPr>
-        <w:pStyle w:val="ListParagraph"/>
+      <w:bookmarkEnd w:id="28"/>
+    </w:p>
+    <w:p>
+      <w:pPr>
+        <w:pStyle w:val="PargrafodaLista"/>
         <w:numPr>
           <w:ilvl w:val="0"/>
           <w:numId w:val="44"/>
@@ -4850,7 +4883,7 @@
     </w:p>
     <w:p>
       <w:pPr>
-        <w:pStyle w:val="ListParagraph"/>
+        <w:pStyle w:val="PargrafodaLista"/>
         <w:numPr>
           <w:ilvl w:val="0"/>
           <w:numId w:val="44"/>
@@ -4869,7 +4902,7 @@
     </w:p>
     <w:p>
       <w:pPr>
-        <w:pStyle w:val="ListParagraph"/>
+        <w:pStyle w:val="PargrafodaLista"/>
         <w:numPr>
           <w:ilvl w:val="0"/>
           <w:numId w:val="44"/>
@@ -4941,7 +4974,7 @@
     <w:sdtContent>
       <w:p>
         <w:pPr>
-          <w:pStyle w:val="Footer"/>
+          <w:pStyle w:val="Rodap"/>
           <w:jc w:val="right"/>
         </w:pPr>
         <w:r>
@@ -4970,7 +5003,7 @@
   </w:sdt>
   <w:p>
     <w:pPr>
-      <w:pStyle w:val="Footer"/>
+      <w:pStyle w:val="Rodap"/>
     </w:pPr>
   </w:p>
 </w:ftr>
@@ -5005,9 +5038,12 @@
 <w:hdr xmlns:wpc="http://schemas.microsoft.com/office/word/2010/wordprocessingCanvas" xmlns:cx="http://schemas.microsoft.com/office/drawing/2014/chartex" xmlns:cx1="http://schemas.microsoft.com/office/drawing/2015/9/8/chartex" xmlns:cx2="http://schemas.microsoft.com/office/drawing/2015/10/21/chartex" xmlns:cx3="http://schemas.microsoft.com/office/drawing/2016/5/9/chartex" xmlns:cx4="http://schemas.microsoft.com/office/drawing/2016/5/10/chartex" xmlns:cx5="http://schemas.microsoft.com/office/drawing/2016/5/11/chartex" xmlns:cx6="http://schemas.microsoft.com/office/drawing/2016/5/12/chartex" xmlns:cx7="http://schemas.microsoft.com/office/drawing/2016/5/13/chartex" xmlns:cx8="http://schemas.microsoft.com/office/drawing/2016/5/14/chartex" xmlns:mc="http://schemas.openxmlformats.org/markup-compatibility/2006" xmlns:aink="http://schemas.microsoft.com/office/drawing/2016/ink" xmlns:am3d="http://schemas.microsoft.com/office/drawing/2017/model3d" xmlns:o="urn:schemas-microsoft-com:office:office" xmlns:oel="http://schemas.microsoft.com/office/2019/extlst" xmlns:r="http://schemas.openxmlformats.org/officeDocument/2006/relationships" xmlns:m="http://schemas.openxmlformats.org/officeDocument/2006/math" xmlns:v="urn:schemas-microsoft-com:vml" xmlns:wp14="http://schemas.microsoft.com/office/word/2010/wordprocessingDrawing" xmlns:wp="http://schemas.openxmlformats.org/drawingml/2006/wordprocessingDrawing" xmlns:w10="urn:schemas-microsoft-com:office:word" xmlns:w="http://schemas.openxmlformats.org/wordprocessingml/2006/main" xmlns:w14="http://schemas.microsoft.com/office/word/2010/wordml" xmlns:w15="http://schemas.microsoft.com/office/word/2012/wordml" xmlns:w16cex="http://schemas.microsoft.com/office/word/2018/wordml/cex" xmlns:w16cid="http://schemas.microsoft.com/office/word/2016/wordml/cid" xmlns:w16="http://schemas.microsoft.com/office/word/2018/wordml" xmlns:w16du="http://schemas.microsoft.com/office/word/2023/wordml/word16du" xmlns:w16sdtdh="http://schemas.microsoft.com/office/word/2020/wordml/sdtdatahash" xmlns:w16sdtfl="http://schemas.microsoft.com/office/word/2024/wordml/sdtformatlock" xmlns:w16se="http://schemas.microsoft.com/office/word/2015/wordml/symex" xmlns:wpg="http://schemas.microsoft.com/office/word/2010/wordprocessingGroup" xmlns:wpi="http://schemas.microsoft.com/office/word/2010/wordprocessingInk" xmlns:wne="http://schemas.microsoft.com/office/word/2006/wordml" xmlns:wps="http://schemas.microsoft.com/office/word/2010/wordprocessingShape" mc:Ignorable="w14 w15 w16se w16cid w16 w16cex w16sdtdh w16sdtfl w16du wp14">
   <w:p>
     <w:pPr>
-      <w:pStyle w:val="Header"/>
+      <w:pStyle w:val="Cabealho"/>
     </w:pPr>
     <w:r>
+      <w:rPr>
+        <w:noProof/>
+      </w:rPr>
       <w:drawing>
         <wp:anchor distT="0" distB="0" distL="114300" distR="114300" simplePos="0" relativeHeight="251659264" behindDoc="0" locked="0" layoutInCell="1" allowOverlap="1" wp14:anchorId="6C8AB239" wp14:editId="69D36417">
           <wp:simplePos x="0" y="0"/>
@@ -5059,6 +5095,9 @@
       </w:drawing>
     </w:r>
     <w:r>
+      <w:rPr>
+        <w:noProof/>
+      </w:rPr>
       <w:drawing>
         <wp:anchor distT="0" distB="0" distL="114300" distR="114300" simplePos="0" relativeHeight="251658240" behindDoc="0" locked="0" layoutInCell="1" allowOverlap="1" wp14:anchorId="2D1A0D4F" wp14:editId="662CD4BF">
           <wp:simplePos x="0" y="0"/>
@@ -11423,11 +11462,11 @@
     <w:name w:val="Normal"/>
     <w:qFormat/>
   </w:style>
-  <w:style w:type="paragraph" w:styleId="Heading1">
+  <w:style w:type="paragraph" w:styleId="Ttulo1">
     <w:name w:val="heading 1"/>
     <w:basedOn w:val="Normal"/>
     <w:next w:val="Normal"/>
-    <w:link w:val="Heading1Char"/>
+    <w:link w:val="Ttulo1Carter"/>
     <w:uiPriority w:val="9"/>
     <w:qFormat/>
     <w:rsid w:val="00A363FE"/>
@@ -11444,11 +11483,11 @@
       <w:szCs w:val="40"/>
     </w:rPr>
   </w:style>
-  <w:style w:type="paragraph" w:styleId="Heading2">
+  <w:style w:type="paragraph" w:styleId="Ttulo2">
     <w:name w:val="heading 2"/>
     <w:basedOn w:val="Normal"/>
     <w:next w:val="Normal"/>
-    <w:link w:val="Heading2Char"/>
+    <w:link w:val="Ttulo2Carter"/>
     <w:uiPriority w:val="9"/>
     <w:unhideWhenUsed/>
     <w:qFormat/>
@@ -11466,11 +11505,11 @@
       <w:szCs w:val="32"/>
     </w:rPr>
   </w:style>
-  <w:style w:type="paragraph" w:styleId="Heading3">
+  <w:style w:type="paragraph" w:styleId="Ttulo3">
     <w:name w:val="heading 3"/>
     <w:basedOn w:val="Normal"/>
     <w:next w:val="Normal"/>
-    <w:link w:val="Heading3Char"/>
+    <w:link w:val="Ttulo3Carter"/>
     <w:uiPriority w:val="9"/>
     <w:semiHidden/>
     <w:unhideWhenUsed/>
@@ -11489,11 +11528,11 @@
       <w:szCs w:val="28"/>
     </w:rPr>
   </w:style>
-  <w:style w:type="paragraph" w:styleId="Heading4">
+  <w:style w:type="paragraph" w:styleId="Ttulo4">
     <w:name w:val="heading 4"/>
     <w:basedOn w:val="Normal"/>
     <w:next w:val="Normal"/>
-    <w:link w:val="Heading4Char"/>
+    <w:link w:val="Ttulo4Carter"/>
     <w:uiPriority w:val="9"/>
     <w:semiHidden/>
     <w:unhideWhenUsed/>
@@ -11512,11 +11551,11 @@
       <w:color w:val="0F4761" w:themeColor="accent1" w:themeShade="BF"/>
     </w:rPr>
   </w:style>
-  <w:style w:type="paragraph" w:styleId="Heading5">
+  <w:style w:type="paragraph" w:styleId="Ttulo5">
     <w:name w:val="heading 5"/>
     <w:basedOn w:val="Normal"/>
     <w:next w:val="Normal"/>
-    <w:link w:val="Heading5Char"/>
+    <w:link w:val="Ttulo5Carter"/>
     <w:uiPriority w:val="9"/>
     <w:semiHidden/>
     <w:unhideWhenUsed/>
@@ -11533,11 +11572,11 @@
       <w:color w:val="0F4761" w:themeColor="accent1" w:themeShade="BF"/>
     </w:rPr>
   </w:style>
-  <w:style w:type="paragraph" w:styleId="Heading6">
+  <w:style w:type="paragraph" w:styleId="Ttulo6">
     <w:name w:val="heading 6"/>
     <w:basedOn w:val="Normal"/>
     <w:next w:val="Normal"/>
-    <w:link w:val="Heading6Char"/>
+    <w:link w:val="Ttulo6Carter"/>
     <w:uiPriority w:val="9"/>
     <w:semiHidden/>
     <w:unhideWhenUsed/>
@@ -11556,11 +11595,11 @@
       <w:color w:val="595959" w:themeColor="text1" w:themeTint="A6"/>
     </w:rPr>
   </w:style>
-  <w:style w:type="paragraph" w:styleId="Heading7">
+  <w:style w:type="paragraph" w:styleId="Ttulo7">
     <w:name w:val="heading 7"/>
     <w:basedOn w:val="Normal"/>
     <w:next w:val="Normal"/>
-    <w:link w:val="Heading7Char"/>
+    <w:link w:val="Ttulo7Carter"/>
     <w:uiPriority w:val="9"/>
     <w:semiHidden/>
     <w:unhideWhenUsed/>
@@ -11577,11 +11616,11 @@
       <w:color w:val="595959" w:themeColor="text1" w:themeTint="A6"/>
     </w:rPr>
   </w:style>
-  <w:style w:type="paragraph" w:styleId="Heading8">
+  <w:style w:type="paragraph" w:styleId="Ttulo8">
     <w:name w:val="heading 8"/>
     <w:basedOn w:val="Normal"/>
     <w:next w:val="Normal"/>
-    <w:link w:val="Heading8Char"/>
+    <w:link w:val="Ttulo8Carter"/>
     <w:uiPriority w:val="9"/>
     <w:semiHidden/>
     <w:unhideWhenUsed/>
@@ -11600,11 +11639,11 @@
       <w:color w:val="272727" w:themeColor="text1" w:themeTint="D8"/>
     </w:rPr>
   </w:style>
-  <w:style w:type="paragraph" w:styleId="Heading9">
+  <w:style w:type="paragraph" w:styleId="Ttulo9">
     <w:name w:val="heading 9"/>
     <w:basedOn w:val="Normal"/>
     <w:next w:val="Normal"/>
-    <w:link w:val="Heading9Char"/>
+    <w:link w:val="Ttulo9Carter"/>
     <w:uiPriority w:val="9"/>
     <w:semiHidden/>
     <w:unhideWhenUsed/>
@@ -11621,13 +11660,13 @@
       <w:color w:val="272727" w:themeColor="text1" w:themeTint="D8"/>
     </w:rPr>
   </w:style>
-  <w:style w:type="character" w:default="1" w:styleId="DefaultParagraphFont">
+  <w:style w:type="character" w:default="1" w:styleId="Tipodeletrapredefinidodopargrafo">
     <w:name w:val="Default Paragraph Font"/>
     <w:uiPriority w:val="1"/>
     <w:semiHidden/>
     <w:unhideWhenUsed/>
   </w:style>
-  <w:style w:type="table" w:default="1" w:styleId="TableNormal">
+  <w:style w:type="table" w:default="1" w:styleId="Tabelanormal">
     <w:name w:val="Normal Table"/>
     <w:uiPriority w:val="99"/>
     <w:semiHidden/>
@@ -11642,16 +11681,16 @@
       </w:tblCellMar>
     </w:tblPr>
   </w:style>
-  <w:style w:type="numbering" w:default="1" w:styleId="NoList">
+  <w:style w:type="numbering" w:default="1" w:styleId="Semlista">
     <w:name w:val="No List"/>
     <w:uiPriority w:val="99"/>
     <w:semiHidden/>
     <w:unhideWhenUsed/>
   </w:style>
-  <w:style w:type="character" w:customStyle="1" w:styleId="Heading1Char">
-    <w:name w:val="Heading 1 Char"/>
-    <w:basedOn w:val="DefaultParagraphFont"/>
-    <w:link w:val="Heading1"/>
+  <w:style w:type="character" w:customStyle="1" w:styleId="Ttulo1Carter">
+    <w:name w:val="Título 1 Caráter"/>
+    <w:basedOn w:val="Tipodeletrapredefinidodopargrafo"/>
+    <w:link w:val="Ttulo1"/>
     <w:uiPriority w:val="9"/>
     <w:rsid w:val="00A363FE"/>
     <w:rPr>
@@ -11661,10 +11700,10 @@
       <w:szCs w:val="40"/>
     </w:rPr>
   </w:style>
-  <w:style w:type="character" w:customStyle="1" w:styleId="Heading2Char">
-    <w:name w:val="Heading 2 Char"/>
-    <w:basedOn w:val="DefaultParagraphFont"/>
-    <w:link w:val="Heading2"/>
+  <w:style w:type="character" w:customStyle="1" w:styleId="Ttulo2Carter">
+    <w:name w:val="Título 2 Caráter"/>
+    <w:basedOn w:val="Tipodeletrapredefinidodopargrafo"/>
+    <w:link w:val="Ttulo2"/>
     <w:uiPriority w:val="9"/>
     <w:rsid w:val="00A363FE"/>
     <w:rPr>
@@ -11674,10 +11713,10 @@
       <w:szCs w:val="32"/>
     </w:rPr>
   </w:style>
-  <w:style w:type="character" w:customStyle="1" w:styleId="Heading3Char">
-    <w:name w:val="Heading 3 Char"/>
-    <w:basedOn w:val="DefaultParagraphFont"/>
-    <w:link w:val="Heading3"/>
+  <w:style w:type="character" w:customStyle="1" w:styleId="Ttulo3Carter">
+    <w:name w:val="Título 3 Caráter"/>
+    <w:basedOn w:val="Tipodeletrapredefinidodopargrafo"/>
+    <w:link w:val="Ttulo3"/>
     <w:uiPriority w:val="9"/>
     <w:semiHidden/>
     <w:rsid w:val="00A363FE"/>
@@ -11688,10 +11727,10 @@
       <w:szCs w:val="28"/>
     </w:rPr>
   </w:style>
-  <w:style w:type="character" w:customStyle="1" w:styleId="Heading4Char">
-    <w:name w:val="Heading 4 Char"/>
-    <w:basedOn w:val="DefaultParagraphFont"/>
-    <w:link w:val="Heading4"/>
+  <w:style w:type="character" w:customStyle="1" w:styleId="Ttulo4Carter">
+    <w:name w:val="Título 4 Caráter"/>
+    <w:basedOn w:val="Tipodeletrapredefinidodopargrafo"/>
+    <w:link w:val="Ttulo4"/>
     <w:uiPriority w:val="9"/>
     <w:semiHidden/>
     <w:rsid w:val="00A363FE"/>
@@ -11702,10 +11741,10 @@
       <w:color w:val="0F4761" w:themeColor="accent1" w:themeShade="BF"/>
     </w:rPr>
   </w:style>
-  <w:style w:type="character" w:customStyle="1" w:styleId="Heading5Char">
-    <w:name w:val="Heading 5 Char"/>
-    <w:basedOn w:val="DefaultParagraphFont"/>
-    <w:link w:val="Heading5"/>
+  <w:style w:type="character" w:customStyle="1" w:styleId="Ttulo5Carter">
+    <w:name w:val="Título 5 Caráter"/>
+    <w:basedOn w:val="Tipodeletrapredefinidodopargrafo"/>
+    <w:link w:val="Ttulo5"/>
     <w:uiPriority w:val="9"/>
     <w:semiHidden/>
     <w:rsid w:val="00A363FE"/>
@@ -11714,10 +11753,10 @@
       <w:color w:val="0F4761" w:themeColor="accent1" w:themeShade="BF"/>
     </w:rPr>
   </w:style>
-  <w:style w:type="character" w:customStyle="1" w:styleId="Heading6Char">
-    <w:name w:val="Heading 6 Char"/>
-    <w:basedOn w:val="DefaultParagraphFont"/>
-    <w:link w:val="Heading6"/>
+  <w:style w:type="character" w:customStyle="1" w:styleId="Ttulo6Carter">
+    <w:name w:val="Título 6 Caráter"/>
+    <w:basedOn w:val="Tipodeletrapredefinidodopargrafo"/>
+    <w:link w:val="Ttulo6"/>
     <w:uiPriority w:val="9"/>
     <w:semiHidden/>
     <w:rsid w:val="00A363FE"/>
@@ -11728,10 +11767,10 @@
       <w:color w:val="595959" w:themeColor="text1" w:themeTint="A6"/>
     </w:rPr>
   </w:style>
-  <w:style w:type="character" w:customStyle="1" w:styleId="Heading7Char">
-    <w:name w:val="Heading 7 Char"/>
-    <w:basedOn w:val="DefaultParagraphFont"/>
-    <w:link w:val="Heading7"/>
+  <w:style w:type="character" w:customStyle="1" w:styleId="Ttulo7Carter">
+    <w:name w:val="Título 7 Caráter"/>
+    <w:basedOn w:val="Tipodeletrapredefinidodopargrafo"/>
+    <w:link w:val="Ttulo7"/>
     <w:uiPriority w:val="9"/>
     <w:semiHidden/>
     <w:rsid w:val="00A363FE"/>
@@ -11740,10 +11779,10 @@
       <w:color w:val="595959" w:themeColor="text1" w:themeTint="A6"/>
     </w:rPr>
   </w:style>
-  <w:style w:type="character" w:customStyle="1" w:styleId="Heading8Char">
-    <w:name w:val="Heading 8 Char"/>
-    <w:basedOn w:val="DefaultParagraphFont"/>
-    <w:link w:val="Heading8"/>
+  <w:style w:type="character" w:customStyle="1" w:styleId="Ttulo8Carter">
+    <w:name w:val="Título 8 Caráter"/>
+    <w:basedOn w:val="Tipodeletrapredefinidodopargrafo"/>
+    <w:link w:val="Ttulo8"/>
     <w:uiPriority w:val="9"/>
     <w:semiHidden/>
     <w:rsid w:val="00A363FE"/>
@@ -11754,10 +11793,10 @@
       <w:color w:val="272727" w:themeColor="text1" w:themeTint="D8"/>
     </w:rPr>
   </w:style>
-  <w:style w:type="character" w:customStyle="1" w:styleId="Heading9Char">
-    <w:name w:val="Heading 9 Char"/>
-    <w:basedOn w:val="DefaultParagraphFont"/>
-    <w:link w:val="Heading9"/>
+  <w:style w:type="character" w:customStyle="1" w:styleId="Ttulo9Carter">
+    <w:name w:val="Título 9 Caráter"/>
+    <w:basedOn w:val="Tipodeletrapredefinidodopargrafo"/>
+    <w:link w:val="Ttulo9"/>
     <w:uiPriority w:val="9"/>
     <w:semiHidden/>
     <w:rsid w:val="00A363FE"/>
@@ -11766,11 +11805,11 @@
       <w:color w:val="272727" w:themeColor="text1" w:themeTint="D8"/>
     </w:rPr>
   </w:style>
-  <w:style w:type="paragraph" w:styleId="Title">
+  <w:style w:type="paragraph" w:styleId="Ttulo">
     <w:name w:val="Title"/>
     <w:basedOn w:val="Normal"/>
     <w:next w:val="Normal"/>
-    <w:link w:val="TitleChar"/>
+    <w:link w:val="TtuloCarter"/>
     <w:uiPriority w:val="10"/>
     <w:qFormat/>
     <w:rsid w:val="00A363FE"/>
@@ -11786,10 +11825,10 @@
       <w:szCs w:val="56"/>
     </w:rPr>
   </w:style>
-  <w:style w:type="character" w:customStyle="1" w:styleId="TitleChar">
-    <w:name w:val="Title Char"/>
-    <w:basedOn w:val="DefaultParagraphFont"/>
-    <w:link w:val="Title"/>
+  <w:style w:type="character" w:customStyle="1" w:styleId="TtuloCarter">
+    <w:name w:val="Título Caráter"/>
+    <w:basedOn w:val="Tipodeletrapredefinidodopargrafo"/>
+    <w:link w:val="Ttulo"/>
     <w:uiPriority w:val="10"/>
     <w:rsid w:val="00A363FE"/>
     <w:rPr>
@@ -11800,11 +11839,11 @@
       <w:szCs w:val="56"/>
     </w:rPr>
   </w:style>
-  <w:style w:type="paragraph" w:styleId="Subtitle">
+  <w:style w:type="paragraph" w:styleId="Subttulo">
     <w:name w:val="Subtitle"/>
     <w:basedOn w:val="Normal"/>
     <w:next w:val="Normal"/>
-    <w:link w:val="SubtitleChar"/>
+    <w:link w:val="SubttuloCarter"/>
     <w:uiPriority w:val="11"/>
     <w:qFormat/>
     <w:rsid w:val="00A363FE"/>
@@ -11821,10 +11860,10 @@
       <w:szCs w:val="28"/>
     </w:rPr>
   </w:style>
-  <w:style w:type="character" w:customStyle="1" w:styleId="SubtitleChar">
-    <w:name w:val="Subtitle Char"/>
-    <w:basedOn w:val="DefaultParagraphFont"/>
-    <w:link w:val="Subtitle"/>
+  <w:style w:type="character" w:customStyle="1" w:styleId="SubttuloCarter">
+    <w:name w:val="Subtítulo Caráter"/>
+    <w:basedOn w:val="Tipodeletrapredefinidodopargrafo"/>
+    <w:link w:val="Subttulo"/>
     <w:uiPriority w:val="11"/>
     <w:rsid w:val="00A363FE"/>
     <w:rPr>
@@ -11835,11 +11874,11 @@
       <w:szCs w:val="28"/>
     </w:rPr>
   </w:style>
-  <w:style w:type="paragraph" w:styleId="Quote">
+  <w:style w:type="paragraph" w:styleId="Citao">
     <w:name w:val="Quote"/>
     <w:basedOn w:val="Normal"/>
     <w:next w:val="Normal"/>
-    <w:link w:val="QuoteChar"/>
+    <w:link w:val="CitaoCarter"/>
     <w:uiPriority w:val="29"/>
     <w:qFormat/>
     <w:rsid w:val="00A363FE"/>
@@ -11853,10 +11892,10 @@
       <w:color w:val="404040" w:themeColor="text1" w:themeTint="BF"/>
     </w:rPr>
   </w:style>
-  <w:style w:type="character" w:customStyle="1" w:styleId="QuoteChar">
-    <w:name w:val="Quote Char"/>
-    <w:basedOn w:val="DefaultParagraphFont"/>
-    <w:link w:val="Quote"/>
+  <w:style w:type="character" w:customStyle="1" w:styleId="CitaoCarter">
+    <w:name w:val="Citação Caráter"/>
+    <w:basedOn w:val="Tipodeletrapredefinidodopargrafo"/>
+    <w:link w:val="Citao"/>
     <w:uiPriority w:val="29"/>
     <w:rsid w:val="00A363FE"/>
     <w:rPr>
@@ -11865,7 +11904,7 @@
       <w:color w:val="404040" w:themeColor="text1" w:themeTint="BF"/>
     </w:rPr>
   </w:style>
-  <w:style w:type="paragraph" w:styleId="ListParagraph">
+  <w:style w:type="paragraph" w:styleId="PargrafodaLista">
     <w:name w:val="List Paragraph"/>
     <w:basedOn w:val="Normal"/>
     <w:uiPriority w:val="34"/>
@@ -11876,9 +11915,9 @@
       <w:contextualSpacing/>
     </w:pPr>
   </w:style>
-  <w:style w:type="character" w:styleId="IntenseEmphasis">
+  <w:style w:type="character" w:styleId="nfaseIntensa">
     <w:name w:val="Intense Emphasis"/>
-    <w:basedOn w:val="DefaultParagraphFont"/>
+    <w:basedOn w:val="Tipodeletrapredefinidodopargrafo"/>
     <w:uiPriority w:val="21"/>
     <w:qFormat/>
     <w:rsid w:val="00A363FE"/>
@@ -11888,11 +11927,11 @@
       <w:color w:val="0F4761" w:themeColor="accent1" w:themeShade="BF"/>
     </w:rPr>
   </w:style>
-  <w:style w:type="paragraph" w:styleId="IntenseQuote">
+  <w:style w:type="paragraph" w:styleId="CitaoIntensa">
     <w:name w:val="Intense Quote"/>
     <w:basedOn w:val="Normal"/>
     <w:next w:val="Normal"/>
-    <w:link w:val="IntenseQuoteChar"/>
+    <w:link w:val="CitaoIntensaCarter"/>
     <w:uiPriority w:val="30"/>
     <w:qFormat/>
     <w:rsid w:val="00A363FE"/>
@@ -11911,10 +11950,10 @@
       <w:color w:val="0F4761" w:themeColor="accent1" w:themeShade="BF"/>
     </w:rPr>
   </w:style>
-  <w:style w:type="character" w:customStyle="1" w:styleId="IntenseQuoteChar">
-    <w:name w:val="Intense Quote Char"/>
-    <w:basedOn w:val="DefaultParagraphFont"/>
-    <w:link w:val="IntenseQuote"/>
+  <w:style w:type="character" w:customStyle="1" w:styleId="CitaoIntensaCarter">
+    <w:name w:val="Citação Intensa Caráter"/>
+    <w:basedOn w:val="Tipodeletrapredefinidodopargrafo"/>
+    <w:link w:val="CitaoIntensa"/>
     <w:uiPriority w:val="30"/>
     <w:rsid w:val="00A363FE"/>
     <w:rPr>
@@ -11923,9 +11962,9 @@
       <w:color w:val="0F4761" w:themeColor="accent1" w:themeShade="BF"/>
     </w:rPr>
   </w:style>
-  <w:style w:type="character" w:styleId="IntenseReference">
+  <w:style w:type="character" w:styleId="RefernciaIntensa">
     <w:name w:val="Intense Reference"/>
-    <w:basedOn w:val="DefaultParagraphFont"/>
+    <w:basedOn w:val="Tipodeletrapredefinidodopargrafo"/>
     <w:uiPriority w:val="32"/>
     <w:qFormat/>
     <w:rsid w:val="00A363FE"/>
@@ -11937,9 +11976,9 @@
       <w:spacing w:val="5"/>
     </w:rPr>
   </w:style>
-  <w:style w:type="table" w:styleId="TableGrid">
+  <w:style w:type="table" w:styleId="TabelacomGrelha">
     <w:name w:val="Table Grid"/>
-    <w:basedOn w:val="TableNormal"/>
+    <w:basedOn w:val="Tabelanormal"/>
     <w:uiPriority w:val="39"/>
     <w:rsid w:val="00A363FE"/>
     <w:pPr>
@@ -11956,9 +11995,9 @@
       </w:tblBorders>
     </w:tblPr>
   </w:style>
-  <w:style w:type="paragraph" w:styleId="TOCHeading">
+  <w:style w:type="paragraph" w:styleId="Cabealhodondice">
     <w:name w:val="TOC Heading"/>
-    <w:basedOn w:val="Heading1"/>
+    <w:basedOn w:val="Ttulo1"/>
     <w:next w:val="Normal"/>
     <w:uiPriority w:val="39"/>
     <w:unhideWhenUsed/>
@@ -11976,7 +12015,7 @@
       <w14:ligatures w14:val="none"/>
     </w:rPr>
   </w:style>
-  <w:style w:type="paragraph" w:styleId="TOC1">
+  <w:style w:type="paragraph" w:styleId="ndice1">
     <w:name w:val="toc 1"/>
     <w:basedOn w:val="Normal"/>
     <w:next w:val="Normal"/>
@@ -11988,7 +12027,7 @@
       <w:spacing w:after="100"/>
     </w:pPr>
   </w:style>
-  <w:style w:type="paragraph" w:styleId="TOC2">
+  <w:style w:type="paragraph" w:styleId="ndice2">
     <w:name w:val="toc 2"/>
     <w:basedOn w:val="Normal"/>
     <w:next w:val="Normal"/>
@@ -12001,9 +12040,9 @@
       <w:ind w:left="240"/>
     </w:pPr>
   </w:style>
-  <w:style w:type="character" w:styleId="Hyperlink">
+  <w:style w:type="character" w:styleId="Hiperligao">
     <w:name w:val="Hyperlink"/>
-    <w:basedOn w:val="DefaultParagraphFont"/>
+    <w:basedOn w:val="Tipodeletrapredefinidodopargrafo"/>
     <w:uiPriority w:val="99"/>
     <w:unhideWhenUsed/>
     <w:rsid w:val="0036611D"/>
@@ -12012,10 +12051,10 @@
       <w:u w:val="single"/>
     </w:rPr>
   </w:style>
-  <w:style w:type="paragraph" w:styleId="Header">
+  <w:style w:type="paragraph" w:styleId="Cabealho">
     <w:name w:val="header"/>
     <w:basedOn w:val="Normal"/>
-    <w:link w:val="HeaderChar"/>
+    <w:link w:val="CabealhoCarter"/>
     <w:uiPriority w:val="99"/>
     <w:unhideWhenUsed/>
     <w:rsid w:val="00777891"/>
@@ -12027,17 +12066,17 @@
       <w:spacing w:after="0" w:line="240" w:lineRule="auto"/>
     </w:pPr>
   </w:style>
-  <w:style w:type="character" w:customStyle="1" w:styleId="HeaderChar">
-    <w:name w:val="Header Char"/>
-    <w:basedOn w:val="DefaultParagraphFont"/>
-    <w:link w:val="Header"/>
+  <w:style w:type="character" w:customStyle="1" w:styleId="CabealhoCarter">
+    <w:name w:val="Cabeçalho Caráter"/>
+    <w:basedOn w:val="Tipodeletrapredefinidodopargrafo"/>
+    <w:link w:val="Cabealho"/>
     <w:uiPriority w:val="99"/>
     <w:rsid w:val="00777891"/>
   </w:style>
-  <w:style w:type="paragraph" w:styleId="Footer">
+  <w:style w:type="paragraph" w:styleId="Rodap">
     <w:name w:val="footer"/>
     <w:basedOn w:val="Normal"/>
-    <w:link w:val="FooterChar"/>
+    <w:link w:val="RodapCarter"/>
     <w:uiPriority w:val="99"/>
     <w:unhideWhenUsed/>
     <w:rsid w:val="00777891"/>
@@ -12049,10 +12088,10 @@
       <w:spacing w:after="0" w:line="240" w:lineRule="auto"/>
     </w:pPr>
   </w:style>
-  <w:style w:type="character" w:customStyle="1" w:styleId="FooterChar">
-    <w:name w:val="Footer Char"/>
-    <w:basedOn w:val="DefaultParagraphFont"/>
-    <w:link w:val="Footer"/>
+  <w:style w:type="character" w:customStyle="1" w:styleId="RodapCarter">
+    <w:name w:val="Rodapé Caráter"/>
+    <w:basedOn w:val="Tipodeletrapredefinidodopargrafo"/>
+    <w:link w:val="Rodap"/>
     <w:uiPriority w:val="99"/>
     <w:rsid w:val="00777891"/>
   </w:style>
@@ -12375,14 +12414,19 @@
 </file>
 
 <file path=customXml/item1.xml><?xml version="1.0" encoding="utf-8"?>
-<p:properties xmlns:p="http://schemas.microsoft.com/office/2006/metadata/properties" xmlns:xsi="http://www.w3.org/2001/XMLSchema-instance" xmlns:pc="http://schemas.microsoft.com/office/infopath/2007/PartnerControls">
-  <documentManagement>
-    <_activity xmlns="2147705a-2ea3-4c70-8537-7fa6c01393f2" xsi:nil="true"/>
-  </documentManagement>
-</p:properties>
+<b:Sources xmlns:b="http://schemas.openxmlformats.org/officeDocument/2006/bibliography" xmlns="http://schemas.openxmlformats.org/officeDocument/2006/bibliography" SelectedStyle="\APASixthEditionOfficeOnline.xsl" StyleName="APA" Version="6"/>
 </file>
 
 <file path=customXml/item2.xml><?xml version="1.0" encoding="utf-8"?>
+<?mso-contentType ?>
+<FormTemplates xmlns="http://schemas.microsoft.com/sharepoint/v3/contenttype/forms">
+  <Display>DocumentLibraryForm</Display>
+  <Edit>DocumentLibraryForm</Edit>
+  <New>DocumentLibraryForm</New>
+</FormTemplates>
+</file>
+
+<file path=customXml/item3.xml><?xml version="1.0" encoding="utf-8"?>
 <ct:contentTypeSchema xmlns:ct="http://schemas.microsoft.com/office/2006/metadata/contentType" xmlns:ma="http://schemas.microsoft.com/office/2006/metadata/properties/metaAttributes" ct:_="" ma:_="" ma:contentTypeName="Documento" ma:contentTypeID="0x010100B1E747DEE3285B4880A2AE278CA0D778" ma:contentTypeVersion="10" ma:contentTypeDescription="Criar um novo documento." ma:contentTypeScope="" ma:versionID="76bb17408cc26dc8bcff68b894e80b4b">
   <xsd:schema xmlns:xsd="http://www.w3.org/2001/XMLSchema" xmlns:xs="http://www.w3.org/2001/XMLSchema" xmlns:p="http://schemas.microsoft.com/office/2006/metadata/properties" xmlns:ns3="2147705a-2ea3-4c70-8537-7fa6c01393f2" targetNamespace="http://schemas.microsoft.com/office/2006/metadata/properties" ma:root="true" ma:fieldsID="cbdd5f283e5d61c701821cbfc6876921" ns3:_="">
     <xsd:import namespace="2147705a-2ea3-4c70-8537-7fa6c01393f2"/>
@@ -12562,30 +12606,31 @@
 </ct:contentTypeSchema>
 </file>
 
-<file path=customXml/item3.xml><?xml version="1.0" encoding="utf-8"?>
-<?mso-contentType ?>
-<FormTemplates xmlns="http://schemas.microsoft.com/sharepoint/v3/contenttype/forms">
-  <Display>DocumentLibraryForm</Display>
-  <Edit>DocumentLibraryForm</Edit>
-  <New>DocumentLibraryForm</New>
-</FormTemplates>
-</file>
-
 <file path=customXml/item4.xml><?xml version="1.0" encoding="utf-8"?>
-<b:Sources xmlns:b="http://schemas.openxmlformats.org/officeDocument/2006/bibliography" xmlns="http://schemas.openxmlformats.org/officeDocument/2006/bibliography" SelectedStyle="\APASixthEditionOfficeOnline.xsl" StyleName="APA" Version="6"/>
+<p:properties xmlns:p="http://schemas.microsoft.com/office/2006/metadata/properties" xmlns:xsi="http://www.w3.org/2001/XMLSchema-instance" xmlns:pc="http://schemas.microsoft.com/office/infopath/2007/PartnerControls">
+  <documentManagement>
+    <_activity xmlns="2147705a-2ea3-4c70-8537-7fa6c01393f2" xsi:nil="true"/>
+  </documentManagement>
+</p:properties>
 </file>
 
 <file path=customXml/itemProps1.xml><?xml version="1.0" encoding="utf-8"?>
-<ds:datastoreItem xmlns:ds="http://schemas.openxmlformats.org/officeDocument/2006/customXml" ds:itemID="{4257BD94-818A-4F77-AB12-89EC453834E8}">
+<ds:datastoreItem xmlns:ds="http://schemas.openxmlformats.org/officeDocument/2006/customXml" ds:itemID="{67EA0AA6-ED3E-4389-AB2A-B9CBB07452EA}">
   <ds:schemaRefs>
-    <ds:schemaRef ds:uri="http://schemas.microsoft.com/office/2006/metadata/properties"/>
-    <ds:schemaRef ds:uri="http://schemas.microsoft.com/office/infopath/2007/PartnerControls"/>
-    <ds:schemaRef ds:uri="2147705a-2ea3-4c70-8537-7fa6c01393f2"/>
+    <ds:schemaRef ds:uri="http://schemas.openxmlformats.org/officeDocument/2006/bibliography"/>
   </ds:schemaRefs>
 </ds:datastoreItem>
 </file>
 
 <file path=customXml/itemProps2.xml><?xml version="1.0" encoding="utf-8"?>
+<ds:datastoreItem xmlns:ds="http://schemas.openxmlformats.org/officeDocument/2006/customXml" ds:itemID="{F963EA9E-100F-43BF-B31B-40FD3654DBF5}">
+  <ds:schemaRefs>
+    <ds:schemaRef ds:uri="http://schemas.microsoft.com/sharepoint/v3/contenttype/forms"/>
+  </ds:schemaRefs>
+</ds:datastoreItem>
+</file>
+
+<file path=customXml/itemProps3.xml><?xml version="1.0" encoding="utf-8"?>
 <ds:datastoreItem xmlns:ds="http://schemas.openxmlformats.org/officeDocument/2006/customXml" ds:itemID="{0C2468F4-2D37-4372-AD39-4624D283C2F1}">
   <ds:schemaRefs>
     <ds:schemaRef ds:uri="http://schemas.microsoft.com/office/2006/metadata/contentType"/>
@@ -12603,18 +12648,12 @@
 </ds:datastoreItem>
 </file>
 
-<file path=customXml/itemProps3.xml><?xml version="1.0" encoding="utf-8"?>
-<ds:datastoreItem xmlns:ds="http://schemas.openxmlformats.org/officeDocument/2006/customXml" ds:itemID="{F963EA9E-100F-43BF-B31B-40FD3654DBF5}">
+<file path=customXml/itemProps4.xml><?xml version="1.0" encoding="utf-8"?>
+<ds:datastoreItem xmlns:ds="http://schemas.openxmlformats.org/officeDocument/2006/customXml" ds:itemID="{4257BD94-818A-4F77-AB12-89EC453834E8}">
   <ds:schemaRefs>
-    <ds:schemaRef ds:uri="http://schemas.microsoft.com/sharepoint/v3/contenttype/forms"/>
-  </ds:schemaRefs>
-</ds:datastoreItem>
-</file>
-
-<file path=customXml/itemProps4.xml><?xml version="1.0" encoding="utf-8"?>
-<ds:datastoreItem xmlns:ds="http://schemas.openxmlformats.org/officeDocument/2006/customXml" ds:itemID="{67EA0AA6-ED3E-4389-AB2A-B9CBB07452EA}">
-  <ds:schemaRefs>
-    <ds:schemaRef ds:uri="http://schemas.openxmlformats.org/officeDocument/2006/bibliography"/>
+    <ds:schemaRef ds:uri="http://schemas.microsoft.com/office/2006/metadata/properties"/>
+    <ds:schemaRef ds:uri="http://schemas.microsoft.com/office/infopath/2007/PartnerControls"/>
+    <ds:schemaRef ds:uri="2147705a-2ea3-4c70-8537-7fa6c01393f2"/>
   </ds:schemaRefs>
 </ds:datastoreItem>
 </file>